--- a/Warp_Drive_Energy_Symmetry_Engine_Exotic_Bypass_Gabino_Casanova.docx
+++ b/Warp_Drive_Energy_Symmetry_Engine_Exotic_Bypass_Gabino_Casanova.docx
@@ -4,111 +4,3713 @@
   <w:body>
     <w:p>
       <w:pPr>
-        <w:pStyle w:val="Heading1"/>
+        <w:spacing w:before="100" w:beforeAutospacing="1" w:after="100" w:afterAutospacing="1" w:line="240" w:lineRule="auto"/>
+        <w:outlineLvl w:val="0"/>
+        <w:rPr>
+          <w:rFonts w:ascii="Times New Roman" w:eastAsia="Times New Roman" w:hAnsi="Times New Roman" w:cs="Times New Roman"/>
+          <w:b/>
+          <w:bCs/>
+          <w:kern w:val="36"/>
+          <w:sz w:val="48"/>
+          <w:szCs w:val="48"/>
+        </w:rPr>
       </w:pPr>
       <w:r>
+        <w:rPr>
+          <w:rFonts w:ascii="Times New Roman" w:eastAsia="Times New Roman" w:hAnsi="Times New Roman" w:cs="Times New Roman"/>
+          <w:b/>
+          <w:bCs/>
+          <w:kern w:val="36"/>
+          <w:sz w:val="48"/>
+          <w:szCs w:val="48"/>
+        </w:rPr>
         <w:t>Warp-Drive Energy Symmetry Engine</w:t>
       </w:r>
     </w:p>
     <w:p>
+      <w:pPr>
+        <w:spacing w:before="100" w:beforeAutospacing="1" w:after="100" w:afterAutospacing="1" w:line="240" w:lineRule="auto"/>
+        <w:outlineLvl w:val="1"/>
+        <w:rPr>
+          <w:rFonts w:ascii="Times New Roman" w:eastAsia="Times New Roman" w:hAnsi="Times New Roman" w:cs="Times New Roman"/>
+          <w:b/>
+          <w:bCs/>
+          <w:sz w:val="36"/>
+          <w:szCs w:val="36"/>
+        </w:rPr>
+      </w:pPr>
       <w:r>
-        <w:t>This document explains the conceptual foundation of the Warp-Drive Energy Symmetry Engine, based on energy–matter symmetry, vacuum field coupling, and CST time synchronization.</w:t>
+        <w:rPr>
+          <w:rFonts w:ascii="Times New Roman" w:eastAsia="Times New Roman" w:hAnsi="Times New Roman" w:cs="Times New Roman"/>
+          <w:b/>
+          <w:bCs/>
+          <w:sz w:val="36"/>
+          <w:szCs w:val="36"/>
+        </w:rPr>
+        <w:t>A Theoretical Framework for Anisotropic Stress–Energy, Photon Asymmetry, and Temporal Synchronization</w:t>
       </w:r>
     </w:p>
     <w:p>
       <w:pPr>
-        <w:pStyle w:val="Heading2"/>
+        <w:spacing w:before="100" w:beforeAutospacing="1" w:after="100" w:afterAutospacing="1" w:line="240" w:lineRule="auto"/>
+        <w:outlineLvl w:val="1"/>
+        <w:rPr>
+          <w:rFonts w:ascii="Times New Roman" w:eastAsia="Times New Roman" w:hAnsi="Times New Roman" w:cs="Times New Roman"/>
+          <w:b/>
+          <w:bCs/>
+          <w:sz w:val="36"/>
+          <w:szCs w:val="36"/>
+        </w:rPr>
       </w:pPr>
       <w:r>
-        <w:t>1. Energy–Matter Symmetry Loop</w:t>
+        <w:rPr>
+          <w:rFonts w:ascii="Times New Roman" w:eastAsia="Times New Roman" w:hAnsi="Times New Roman" w:cs="Times New Roman"/>
+          <w:b/>
+          <w:bCs/>
+          <w:sz w:val="36"/>
+          <w:szCs w:val="36"/>
+        </w:rPr>
+        <w:t>Abstract</w:t>
+      </w:r>
+    </w:p>
+    <w:p>
+      <w:pPr>
+        <w:spacing w:before="100" w:beforeAutospacing="1" w:after="100" w:afterAutospacing="1" w:line="240" w:lineRule="auto"/>
+        <w:rPr>
+          <w:rFonts w:ascii="Times New Roman" w:eastAsia="Times New Roman" w:hAnsi="Times New Roman" w:cs="Times New Roman"/>
+          <w:sz w:val="24"/>
+          <w:szCs w:val="24"/>
+        </w:rPr>
+      </w:pPr>
+      <w:r>
+        <w:rPr>
+          <w:rFonts w:ascii="Times New Roman" w:eastAsia="Times New Roman" w:hAnsi="Times New Roman" w:cs="Times New Roman"/>
+          <w:sz w:val="24"/>
+          <w:szCs w:val="24"/>
+        </w:rPr>
+        <w:t>This work presents an extended theoretical framework for a warp-drive propulsion concept based on energy–matter symmetry, quantum vacuum dynamics, and temporal synchronization. The model investigates whether controlled photon–pair creation and annihilation cycles, when driven by physically realizable energy systems such as nuclear power sources or plasma propulsion engines, can produce anisotropic stress–energy distributions sufficient to induce directional spacetime curvature. A synchronization parameter, termed Curvature Synchronization Time (CST), is introduced as a phase-control mechanism linking energy cycles to relativistic timing references, including atomic clocks, Coordinated Universal Time (UTC), and interstellar clocks derived from deep-space probes such as Voyager 1 and Voyager 2. The framework develops a single governing expression for an anisotropic stress–energy tensor and establishes energy accounting, geometric interpretation, and falsifiability conditions. The proposal remains theoretical and is intended as a testable extension of known physics rather than a validated propulsion model.</w:t>
+      </w:r>
+    </w:p>
+    <w:p>
+      <w:pPr>
+        <w:spacing w:before="100" w:beforeAutospacing="1" w:after="100" w:afterAutospacing="1" w:line="240" w:lineRule="auto"/>
+        <w:outlineLvl w:val="1"/>
+        <w:rPr>
+          <w:rFonts w:ascii="Times New Roman" w:eastAsia="Times New Roman" w:hAnsi="Times New Roman" w:cs="Times New Roman"/>
+          <w:b/>
+          <w:bCs/>
+          <w:sz w:val="36"/>
+          <w:szCs w:val="36"/>
+        </w:rPr>
+      </w:pPr>
+      <w:r>
+        <w:rPr>
+          <w:rFonts w:ascii="Times New Roman" w:eastAsia="Times New Roman" w:hAnsi="Times New Roman" w:cs="Times New Roman"/>
+          <w:b/>
+          <w:bCs/>
+          <w:sz w:val="36"/>
+          <w:szCs w:val="36"/>
+        </w:rPr>
+        <w:t>Introduction</w:t>
+      </w:r>
+    </w:p>
+    <w:p>
+      <w:pPr>
+        <w:spacing w:before="100" w:beforeAutospacing="1" w:after="100" w:afterAutospacing="1" w:line="240" w:lineRule="auto"/>
+        <w:rPr>
+          <w:rFonts w:ascii="Times New Roman" w:eastAsia="Times New Roman" w:hAnsi="Times New Roman" w:cs="Times New Roman"/>
+          <w:sz w:val="24"/>
+          <w:szCs w:val="24"/>
+        </w:rPr>
+      </w:pPr>
+      <w:r>
+        <w:rPr>
+          <w:rFonts w:ascii="Times New Roman" w:eastAsia="Times New Roman" w:hAnsi="Times New Roman" w:cs="Times New Roman"/>
+          <w:sz w:val="24"/>
+          <w:szCs w:val="24"/>
+        </w:rPr>
+        <w:t xml:space="preserve">Warp-drive concepts derived from the Einstein Field Equations describe spacetime curvature as a function of stress–energy distribution. The Alcubierre metric demonstrates that effective superluminal motion may be achieved through spacetime contraction and </w:t>
+      </w:r>
+      <w:r>
+        <w:rPr>
+          <w:rFonts w:ascii="Times New Roman" w:eastAsia="Times New Roman" w:hAnsi="Times New Roman" w:cs="Times New Roman"/>
+          <w:sz w:val="24"/>
+          <w:szCs w:val="24"/>
+        </w:rPr>
+        <w:t>expansion but</w:t>
+      </w:r>
+      <w:r>
+        <w:rPr>
+          <w:rFonts w:ascii="Times New Roman" w:eastAsia="Times New Roman" w:hAnsi="Times New Roman" w:cs="Times New Roman"/>
+          <w:sz w:val="24"/>
+          <w:szCs w:val="24"/>
+        </w:rPr>
+        <w:t xml:space="preserve"> requires negative energy density not currently realizable.</w:t>
+      </w:r>
+    </w:p>
+    <w:p>
+      <w:pPr>
+        <w:spacing w:before="100" w:beforeAutospacing="1" w:after="100" w:afterAutospacing="1" w:line="240" w:lineRule="auto"/>
+        <w:rPr>
+          <w:rFonts w:ascii="Times New Roman" w:eastAsia="Times New Roman" w:hAnsi="Times New Roman" w:cs="Times New Roman"/>
+          <w:sz w:val="24"/>
+          <w:szCs w:val="24"/>
+        </w:rPr>
+      </w:pPr>
+      <w:r>
+        <w:rPr>
+          <w:rFonts w:ascii="Times New Roman" w:eastAsia="Times New Roman" w:hAnsi="Times New Roman" w:cs="Times New Roman"/>
+          <w:sz w:val="24"/>
+          <w:szCs w:val="24"/>
+        </w:rPr>
+        <w:t xml:space="preserve">This work proposes an alternative approach based on </w:t>
+      </w:r>
+      <w:r>
+        <w:rPr>
+          <w:rFonts w:ascii="Times New Roman" w:eastAsia="Times New Roman" w:hAnsi="Times New Roman" w:cs="Times New Roman"/>
+          <w:b/>
+          <w:bCs/>
+          <w:sz w:val="24"/>
+          <w:szCs w:val="24"/>
+        </w:rPr>
+        <w:t xml:space="preserve">dynamic </w:t>
+      </w:r>
+      <w:r>
+        <w:rPr>
+          <w:rFonts w:ascii="Times New Roman" w:eastAsia="Times New Roman" w:hAnsi="Times New Roman" w:cs="Times New Roman"/>
+          <w:b/>
+          <w:bCs/>
+          <w:sz w:val="24"/>
+          <w:szCs w:val="24"/>
+        </w:rPr>
+        <w:t>symmetrical</w:t>
+      </w:r>
+      <w:r>
+        <w:rPr>
+          <w:rFonts w:ascii="Times New Roman" w:eastAsia="Times New Roman" w:hAnsi="Times New Roman" w:cs="Times New Roman"/>
+          <w:b/>
+          <w:bCs/>
+          <w:sz w:val="24"/>
+          <w:szCs w:val="24"/>
+        </w:rPr>
+        <w:t xml:space="preserve"> breaking</w:t>
+      </w:r>
+      <w:r>
+        <w:rPr>
+          <w:rFonts w:ascii="Times New Roman" w:eastAsia="Times New Roman" w:hAnsi="Times New Roman" w:cs="Times New Roman"/>
+          <w:sz w:val="24"/>
+          <w:szCs w:val="24"/>
+        </w:rPr>
+        <w:t xml:space="preserve"> rather than static exotic matter. The central hypothesis is that photon–pair cycles, when driven by high-energy sources such as nuclear reactors or plasma propulsion systems, can be engineered such that one photon escapes while the second photon is absorbed, redirected, or temporally delayed. This controlled asymmetry generates a non-zero net momentum distribution, producing an anisotropic stress–energy tensor.</w:t>
+      </w:r>
+    </w:p>
+    <w:p>
+      <w:pPr>
+        <w:spacing w:before="100" w:beforeAutospacing="1" w:after="100" w:afterAutospacing="1" w:line="240" w:lineRule="auto"/>
+        <w:rPr>
+          <w:rFonts w:ascii="Times New Roman" w:eastAsia="Times New Roman" w:hAnsi="Times New Roman" w:cs="Times New Roman"/>
+          <w:sz w:val="24"/>
+          <w:szCs w:val="24"/>
+        </w:rPr>
+      </w:pPr>
+      <w:r>
+        <w:rPr>
+          <w:rFonts w:ascii="Times New Roman" w:eastAsia="Times New Roman" w:hAnsi="Times New Roman" w:cs="Times New Roman"/>
+          <w:sz w:val="24"/>
+          <w:szCs w:val="24"/>
+        </w:rPr>
+        <w:t>The key question is whether such engineered asymmetry, combined with temporal phase synchronization, can generate measurable curvature gradients without violating conservation laws.</w:t>
+      </w:r>
+    </w:p>
+    <w:p>
+      <w:pPr>
+        <w:spacing w:before="100" w:beforeAutospacing="1" w:after="100" w:afterAutospacing="1" w:line="240" w:lineRule="auto"/>
+        <w:outlineLvl w:val="1"/>
+        <w:rPr>
+          <w:rFonts w:ascii="Times New Roman" w:eastAsia="Times New Roman" w:hAnsi="Times New Roman" w:cs="Times New Roman"/>
+          <w:b/>
+          <w:bCs/>
+          <w:sz w:val="36"/>
+          <w:szCs w:val="36"/>
+        </w:rPr>
+      </w:pPr>
+      <w:r>
+        <w:rPr>
+          <w:rFonts w:ascii="Times New Roman" w:eastAsia="Times New Roman" w:hAnsi="Times New Roman" w:cs="Times New Roman"/>
+          <w:b/>
+          <w:bCs/>
+          <w:sz w:val="36"/>
+          <w:szCs w:val="36"/>
+        </w:rPr>
+        <w:t>Theoretical Foundations</w:t>
+      </w:r>
+    </w:p>
+    <w:p>
+      <w:pPr>
+        <w:spacing w:before="100" w:beforeAutospacing="1" w:after="100" w:afterAutospacing="1" w:line="240" w:lineRule="auto"/>
+        <w:rPr>
+          <w:rFonts w:ascii="Times New Roman" w:eastAsia="Times New Roman" w:hAnsi="Times New Roman" w:cs="Times New Roman"/>
+          <w:sz w:val="24"/>
+          <w:szCs w:val="24"/>
+        </w:rPr>
+      </w:pPr>
+      <w:r>
+        <w:rPr>
+          <w:rFonts w:ascii="Times New Roman" w:eastAsia="Times New Roman" w:hAnsi="Times New Roman" w:cs="Times New Roman"/>
+          <w:sz w:val="24"/>
+          <w:szCs w:val="24"/>
+        </w:rPr>
+        <w:t xml:space="preserve">Spacetime </w:t>
+      </w:r>
+      <w:proofErr w:type="gramStart"/>
+      <w:r>
+        <w:rPr>
+          <w:rFonts w:ascii="Times New Roman" w:eastAsia="Times New Roman" w:hAnsi="Times New Roman" w:cs="Times New Roman"/>
+          <w:sz w:val="24"/>
+          <w:szCs w:val="24"/>
+        </w:rPr>
+        <w:t>curvature</w:t>
+      </w:r>
+      <w:proofErr w:type="gramEnd"/>
+      <w:r>
+        <w:rPr>
+          <w:rFonts w:ascii="Times New Roman" w:eastAsia="Times New Roman" w:hAnsi="Times New Roman" w:cs="Times New Roman"/>
+          <w:sz w:val="24"/>
+          <w:szCs w:val="24"/>
+        </w:rPr>
+        <w:t xml:space="preserve"> is governed by:</w:t>
+      </w:r>
+    </w:p>
+    <w:p>
+      <w:pPr>
+        <w:spacing w:after="0" w:line="240" w:lineRule="auto"/>
+        <w:rPr>
+          <w:rFonts w:ascii="Times New Roman" w:eastAsia="Times New Roman" w:hAnsi="Times New Roman" w:cs="Times New Roman"/>
+          <w:sz w:val="24"/>
+          <w:szCs w:val="24"/>
+        </w:rPr>
+      </w:pPr>
+      <m:oMathPara>
+        <m:oMath>
+          <m:sSub>
+            <m:sSubPr>
+              <m:ctrlPr>
+                <w:rPr>
+                  <w:rFonts w:ascii="Cambria Math" w:eastAsia="Times New Roman" w:hAnsi="Cambria Math" w:cs="Times New Roman"/>
+                  <w:sz w:val="24"/>
+                  <w:szCs w:val="24"/>
+                </w:rPr>
+              </m:ctrlPr>
+            </m:sSubPr>
+            <m:e>
+              <m:r>
+                <w:rPr>
+                  <w:rFonts w:ascii="Cambria Math" w:eastAsia="Times New Roman" w:hAnsi="Cambria Math" w:cs="Times New Roman"/>
+                  <w:sz w:val="24"/>
+                  <w:szCs w:val="24"/>
+                </w:rPr>
+                <m:t>G</m:t>
+              </m:r>
+            </m:e>
+            <m:sub>
+              <m:r>
+                <w:rPr>
+                  <w:rFonts w:ascii="Cambria Math" w:eastAsia="Times New Roman" w:hAnsi="Cambria Math" w:cs="Times New Roman"/>
+                  <w:sz w:val="24"/>
+                  <w:szCs w:val="24"/>
+                </w:rPr>
+                <m:t>μν</m:t>
+              </m:r>
+            </m:sub>
+          </m:sSub>
+          <m:r>
+            <w:rPr>
+              <w:rFonts w:ascii="Cambria Math" w:eastAsia="Times New Roman" w:hAnsi="Cambria Math" w:cs="Times New Roman"/>
+              <w:sz w:val="24"/>
+              <w:szCs w:val="24"/>
+            </w:rPr>
+            <m:t>+</m:t>
+          </m:r>
+          <m:r>
+            <m:rPr>
+              <m:sty m:val="p"/>
+            </m:rPr>
+            <w:rPr>
+              <w:rFonts w:ascii="Cambria Math" w:eastAsia="Times New Roman" w:hAnsi="Cambria Math" w:cs="Times New Roman"/>
+              <w:sz w:val="24"/>
+              <w:szCs w:val="24"/>
+            </w:rPr>
+            <m:t>Λ</m:t>
+          </m:r>
+          <m:sSub>
+            <m:sSubPr>
+              <m:ctrlPr>
+                <w:rPr>
+                  <w:rFonts w:ascii="Cambria Math" w:eastAsia="Times New Roman" w:hAnsi="Cambria Math" w:cs="Times New Roman"/>
+                  <w:sz w:val="24"/>
+                  <w:szCs w:val="24"/>
+                </w:rPr>
+              </m:ctrlPr>
+            </m:sSubPr>
+            <m:e>
+              <m:r>
+                <w:rPr>
+                  <w:rFonts w:ascii="Cambria Math" w:eastAsia="Times New Roman" w:hAnsi="Cambria Math" w:cs="Times New Roman"/>
+                  <w:sz w:val="24"/>
+                  <w:szCs w:val="24"/>
+                </w:rPr>
+                <m:t>g</m:t>
+              </m:r>
+            </m:e>
+            <m:sub>
+              <m:r>
+                <w:rPr>
+                  <w:rFonts w:ascii="Cambria Math" w:eastAsia="Times New Roman" w:hAnsi="Cambria Math" w:cs="Times New Roman"/>
+                  <w:sz w:val="24"/>
+                  <w:szCs w:val="24"/>
+                </w:rPr>
+                <m:t>μν</m:t>
+              </m:r>
+            </m:sub>
+          </m:sSub>
+          <m:r>
+            <w:rPr>
+              <w:rFonts w:ascii="Cambria Math" w:eastAsia="Times New Roman" w:hAnsi="Cambria Math" w:cs="Times New Roman"/>
+              <w:sz w:val="24"/>
+              <w:szCs w:val="24"/>
+            </w:rPr>
+            <m:t>=</m:t>
+          </m:r>
+          <m:f>
+            <m:fPr>
+              <m:ctrlPr>
+                <w:rPr>
+                  <w:rFonts w:ascii="Cambria Math" w:eastAsia="Times New Roman" w:hAnsi="Cambria Math" w:cs="Times New Roman"/>
+                  <w:sz w:val="24"/>
+                  <w:szCs w:val="24"/>
+                </w:rPr>
+              </m:ctrlPr>
+            </m:fPr>
+            <m:num>
+              <m:r>
+                <w:rPr>
+                  <w:rFonts w:ascii="Cambria Math" w:eastAsia="Times New Roman" w:hAnsi="Cambria Math" w:cs="Times New Roman"/>
+                  <w:sz w:val="24"/>
+                  <w:szCs w:val="24"/>
+                </w:rPr>
+                <m:t>8πG</m:t>
+              </m:r>
+            </m:num>
+            <m:den>
+              <m:sSup>
+                <m:sSupPr>
+                  <m:ctrlPr>
+                    <w:rPr>
+                      <w:rFonts w:ascii="Cambria Math" w:eastAsia="Times New Roman" w:hAnsi="Cambria Math" w:cs="Times New Roman"/>
+                      <w:sz w:val="24"/>
+                      <w:szCs w:val="24"/>
+                    </w:rPr>
+                  </m:ctrlPr>
+                </m:sSupPr>
+                <m:e>
+                  <m:r>
+                    <w:rPr>
+                      <w:rFonts w:ascii="Cambria Math" w:eastAsia="Times New Roman" w:hAnsi="Cambria Math" w:cs="Times New Roman"/>
+                      <w:sz w:val="24"/>
+                      <w:szCs w:val="24"/>
+                    </w:rPr>
+                    <m:t>c</m:t>
+                  </m:r>
+                </m:e>
+                <m:sup>
+                  <m:r>
+                    <w:rPr>
+                      <w:rFonts w:ascii="Cambria Math" w:eastAsia="Times New Roman" w:hAnsi="Cambria Math" w:cs="Times New Roman"/>
+                      <w:sz w:val="24"/>
+                      <w:szCs w:val="24"/>
+                    </w:rPr>
+                    <m:t>4</m:t>
+                  </m:r>
+                </m:sup>
+              </m:sSup>
+            </m:den>
+          </m:f>
+          <m:sSub>
+            <m:sSubPr>
+              <m:ctrlPr>
+                <w:rPr>
+                  <w:rFonts w:ascii="Cambria Math" w:eastAsia="Times New Roman" w:hAnsi="Cambria Math" w:cs="Times New Roman"/>
+                  <w:sz w:val="24"/>
+                  <w:szCs w:val="24"/>
+                </w:rPr>
+              </m:ctrlPr>
+            </m:sSubPr>
+            <m:e>
+              <m:r>
+                <w:rPr>
+                  <w:rFonts w:ascii="Cambria Math" w:eastAsia="Times New Roman" w:hAnsi="Cambria Math" w:cs="Times New Roman"/>
+                  <w:sz w:val="24"/>
+                  <w:szCs w:val="24"/>
+                </w:rPr>
+                <m:t>T</m:t>
+              </m:r>
+            </m:e>
+            <m:sub>
+              <m:r>
+                <w:rPr>
+                  <w:rFonts w:ascii="Cambria Math" w:eastAsia="Times New Roman" w:hAnsi="Cambria Math" w:cs="Times New Roman"/>
+                  <w:sz w:val="24"/>
+                  <w:szCs w:val="24"/>
+                </w:rPr>
+                <m:t>μν</m:t>
+              </m:r>
+            </m:sub>
+          </m:sSub>
+          <m:r>
+            <w:rPr>
+              <w:rFonts w:ascii="Cambria Math" w:eastAsia="Times New Roman" w:hAnsi="Cambria Math" w:cs="Times New Roman"/>
+              <w:sz w:val="24"/>
+              <w:szCs w:val="24"/>
+            </w:rPr>
+            <w:br/>
+          </m:r>
+        </m:oMath>
+      </m:oMathPara>
+    </w:p>
+    <w:p>
+      <w:pPr>
+        <w:spacing w:before="100" w:beforeAutospacing="1" w:after="100" w:afterAutospacing="1" w:line="240" w:lineRule="auto"/>
+        <w:rPr>
+          <w:rFonts w:ascii="Times New Roman" w:eastAsia="Times New Roman" w:hAnsi="Times New Roman" w:cs="Times New Roman"/>
+          <w:sz w:val="24"/>
+          <w:szCs w:val="24"/>
+        </w:rPr>
+      </w:pPr>
+      <w:r>
+        <w:rPr>
+          <w:rFonts w:ascii="Times New Roman" w:eastAsia="Times New Roman" w:hAnsi="Times New Roman" w:cs="Times New Roman"/>
+          <w:sz w:val="24"/>
+          <w:szCs w:val="24"/>
+        </w:rPr>
+        <w:t>Mass–energy equivalence defines the available energy conversion:</w:t>
+      </w:r>
+    </w:p>
+    <w:p>
+      <w:pPr>
+        <w:spacing w:after="0" w:line="240" w:lineRule="auto"/>
+        <w:rPr>
+          <w:rFonts w:ascii="Times New Roman" w:eastAsia="Times New Roman" w:hAnsi="Times New Roman" w:cs="Times New Roman"/>
+          <w:sz w:val="24"/>
+          <w:szCs w:val="24"/>
+        </w:rPr>
+      </w:pPr>
+      <m:oMathPara>
+        <m:oMath>
+          <m:r>
+            <w:rPr>
+              <w:rFonts w:ascii="Cambria Math" w:eastAsia="Times New Roman" w:hAnsi="Cambria Math" w:cs="Times New Roman"/>
+              <w:sz w:val="24"/>
+              <w:szCs w:val="24"/>
+            </w:rPr>
+            <m:t>E=m</m:t>
+          </m:r>
+          <m:sSup>
+            <m:sSupPr>
+              <m:ctrlPr>
+                <w:rPr>
+                  <w:rFonts w:ascii="Cambria Math" w:eastAsia="Times New Roman" w:hAnsi="Cambria Math" w:cs="Times New Roman"/>
+                  <w:sz w:val="24"/>
+                  <w:szCs w:val="24"/>
+                </w:rPr>
+              </m:ctrlPr>
+            </m:sSupPr>
+            <m:e>
+              <m:r>
+                <w:rPr>
+                  <w:rFonts w:ascii="Cambria Math" w:eastAsia="Times New Roman" w:hAnsi="Cambria Math" w:cs="Times New Roman"/>
+                  <w:sz w:val="24"/>
+                  <w:szCs w:val="24"/>
+                </w:rPr>
+                <m:t>c</m:t>
+              </m:r>
+            </m:e>
+            <m:sup>
+              <m:r>
+                <w:rPr>
+                  <w:rFonts w:ascii="Cambria Math" w:eastAsia="Times New Roman" w:hAnsi="Cambria Math" w:cs="Times New Roman"/>
+                  <w:sz w:val="24"/>
+                  <w:szCs w:val="24"/>
+                </w:rPr>
+                <m:t>2</m:t>
+              </m:r>
+            </m:sup>
+          </m:sSup>
+          <m:r>
+            <w:rPr>
+              <w:rFonts w:ascii="Cambria Math" w:eastAsia="Times New Roman" w:hAnsi="Cambria Math" w:cs="Times New Roman"/>
+              <w:sz w:val="24"/>
+              <w:szCs w:val="24"/>
+            </w:rPr>
+            <m:t>⇒m=</m:t>
+          </m:r>
+          <m:f>
+            <m:fPr>
+              <m:ctrlPr>
+                <w:rPr>
+                  <w:rFonts w:ascii="Cambria Math" w:eastAsia="Times New Roman" w:hAnsi="Cambria Math" w:cs="Times New Roman"/>
+                  <w:sz w:val="24"/>
+                  <w:szCs w:val="24"/>
+                </w:rPr>
+              </m:ctrlPr>
+            </m:fPr>
+            <m:num>
+              <m:r>
+                <w:rPr>
+                  <w:rFonts w:ascii="Cambria Math" w:eastAsia="Times New Roman" w:hAnsi="Cambria Math" w:cs="Times New Roman"/>
+                  <w:sz w:val="24"/>
+                  <w:szCs w:val="24"/>
+                </w:rPr>
+                <m:t>E</m:t>
+              </m:r>
+            </m:num>
+            <m:den>
+              <m:sSup>
+                <m:sSupPr>
+                  <m:ctrlPr>
+                    <w:rPr>
+                      <w:rFonts w:ascii="Cambria Math" w:eastAsia="Times New Roman" w:hAnsi="Cambria Math" w:cs="Times New Roman"/>
+                      <w:sz w:val="24"/>
+                      <w:szCs w:val="24"/>
+                    </w:rPr>
+                  </m:ctrlPr>
+                </m:sSupPr>
+                <m:e>
+                  <m:r>
+                    <w:rPr>
+                      <w:rFonts w:ascii="Cambria Math" w:eastAsia="Times New Roman" w:hAnsi="Cambria Math" w:cs="Times New Roman"/>
+                      <w:sz w:val="24"/>
+                      <w:szCs w:val="24"/>
+                    </w:rPr>
+                    <m:t>c</m:t>
+                  </m:r>
+                </m:e>
+                <m:sup>
+                  <m:r>
+                    <w:rPr>
+                      <w:rFonts w:ascii="Cambria Math" w:eastAsia="Times New Roman" w:hAnsi="Cambria Math" w:cs="Times New Roman"/>
+                      <w:sz w:val="24"/>
+                      <w:szCs w:val="24"/>
+                    </w:rPr>
+                    <m:t>2</m:t>
+                  </m:r>
+                </m:sup>
+              </m:sSup>
+            </m:den>
+          </m:f>
+          <m:r>
+            <w:rPr>
+              <w:rFonts w:ascii="Cambria Math" w:eastAsia="Times New Roman" w:hAnsi="Cambria Math" w:cs="Times New Roman"/>
+              <w:sz w:val="24"/>
+              <w:szCs w:val="24"/>
+            </w:rPr>
+            <w:br/>
+          </m:r>
+        </m:oMath>
+      </m:oMathPara>
+    </w:p>
+    <w:p>
+      <w:pPr>
+        <w:spacing w:before="100" w:beforeAutospacing="1" w:after="100" w:afterAutospacing="1" w:line="240" w:lineRule="auto"/>
+        <w:rPr>
+          <w:rFonts w:ascii="Times New Roman" w:eastAsia="Times New Roman" w:hAnsi="Times New Roman" w:cs="Times New Roman"/>
+          <w:sz w:val="24"/>
+          <w:szCs w:val="24"/>
+        </w:rPr>
+      </w:pPr>
+      <w:r>
+        <w:rPr>
+          <w:rFonts w:ascii="Times New Roman" w:eastAsia="Times New Roman" w:hAnsi="Times New Roman" w:cs="Times New Roman"/>
+          <w:sz w:val="24"/>
+          <w:szCs w:val="24"/>
+        </w:rPr>
+        <w:lastRenderedPageBreak/>
+        <w:t>This relation becomes operational in propulsion systems where chemical, nuclear, or plasma energy sources are converted into high-energy photon fields.</w:t>
+      </w:r>
+    </w:p>
+    <w:p>
+      <w:pPr>
+        <w:spacing w:before="100" w:beforeAutospacing="1" w:after="100" w:afterAutospacing="1" w:line="240" w:lineRule="auto"/>
+        <w:rPr>
+          <w:rFonts w:ascii="Times New Roman" w:eastAsia="Times New Roman" w:hAnsi="Times New Roman" w:cs="Times New Roman"/>
+          <w:sz w:val="24"/>
+          <w:szCs w:val="24"/>
+        </w:rPr>
+      </w:pPr>
+      <w:r>
+        <w:rPr>
+          <w:rFonts w:ascii="Times New Roman" w:eastAsia="Times New Roman" w:hAnsi="Times New Roman" w:cs="Times New Roman"/>
+          <w:sz w:val="24"/>
+          <w:szCs w:val="24"/>
+        </w:rPr>
+        <w:t>Within Quantum Electrodynamics, photon–pair processes are given by:</w:t>
+      </w:r>
+    </w:p>
+    <w:p>
+      <w:pPr>
+        <w:spacing w:after="0" w:line="240" w:lineRule="auto"/>
+        <w:rPr>
+          <w:rFonts w:ascii="Times New Roman" w:eastAsia="Times New Roman" w:hAnsi="Times New Roman" w:cs="Times New Roman"/>
+          <w:sz w:val="24"/>
+          <w:szCs w:val="24"/>
+        </w:rPr>
+      </w:pPr>
+      <m:oMathPara>
+        <m:oMath>
+          <m:r>
+            <w:rPr>
+              <w:rFonts w:ascii="Cambria Math" w:eastAsia="Times New Roman" w:hAnsi="Cambria Math" w:cs="Times New Roman"/>
+              <w:sz w:val="24"/>
+              <w:szCs w:val="24"/>
+            </w:rPr>
+            <m:t>γ→</m:t>
+          </m:r>
+          <m:sSup>
+            <m:sSupPr>
+              <m:ctrlPr>
+                <w:rPr>
+                  <w:rFonts w:ascii="Cambria Math" w:eastAsia="Times New Roman" w:hAnsi="Cambria Math" w:cs="Times New Roman"/>
+                  <w:sz w:val="24"/>
+                  <w:szCs w:val="24"/>
+                </w:rPr>
+              </m:ctrlPr>
+            </m:sSupPr>
+            <m:e>
+              <m:r>
+                <w:rPr>
+                  <w:rFonts w:ascii="Cambria Math" w:eastAsia="Times New Roman" w:hAnsi="Cambria Math" w:cs="Times New Roman"/>
+                  <w:sz w:val="24"/>
+                  <w:szCs w:val="24"/>
+                </w:rPr>
+                <m:t>e</m:t>
+              </m:r>
+            </m:e>
+            <m:sup>
+              <m:r>
+                <w:rPr>
+                  <w:rFonts w:ascii="Cambria Math" w:eastAsia="Times New Roman" w:hAnsi="Cambria Math" w:cs="Times New Roman"/>
+                  <w:sz w:val="24"/>
+                  <w:szCs w:val="24"/>
+                </w:rPr>
+                <m:t>-</m:t>
+              </m:r>
+            </m:sup>
+          </m:sSup>
+          <m:r>
+            <w:rPr>
+              <w:rFonts w:ascii="Cambria Math" w:eastAsia="Times New Roman" w:hAnsi="Cambria Math" w:cs="Times New Roman"/>
+              <w:sz w:val="24"/>
+              <w:szCs w:val="24"/>
+            </w:rPr>
+            <m:t>+</m:t>
+          </m:r>
+          <m:sSup>
+            <m:sSupPr>
+              <m:ctrlPr>
+                <w:rPr>
+                  <w:rFonts w:ascii="Cambria Math" w:eastAsia="Times New Roman" w:hAnsi="Cambria Math" w:cs="Times New Roman"/>
+                  <w:sz w:val="24"/>
+                  <w:szCs w:val="24"/>
+                </w:rPr>
+              </m:ctrlPr>
+            </m:sSupPr>
+            <m:e>
+              <m:r>
+                <w:rPr>
+                  <w:rFonts w:ascii="Cambria Math" w:eastAsia="Times New Roman" w:hAnsi="Cambria Math" w:cs="Times New Roman"/>
+                  <w:sz w:val="24"/>
+                  <w:szCs w:val="24"/>
+                </w:rPr>
+                <m:t>e</m:t>
+              </m:r>
+            </m:e>
+            <m:sup>
+              <m:r>
+                <w:rPr>
+                  <w:rFonts w:ascii="Cambria Math" w:eastAsia="Times New Roman" w:hAnsi="Cambria Math" w:cs="Times New Roman"/>
+                  <w:sz w:val="24"/>
+                  <w:szCs w:val="24"/>
+                </w:rPr>
+                <m:t>+</m:t>
+              </m:r>
+            </m:sup>
+          </m:sSup>
+          <m:r>
+            <w:rPr>
+              <w:rFonts w:ascii="Cambria Math" w:eastAsia="Times New Roman" w:hAnsi="Cambria Math" w:cs="Times New Roman"/>
+              <w:sz w:val="24"/>
+              <w:szCs w:val="24"/>
+            </w:rPr>
+            <m:t>,</m:t>
+          </m:r>
+          <m:sSup>
+            <m:sSupPr>
+              <m:ctrlPr>
+                <w:rPr>
+                  <w:rFonts w:ascii="Cambria Math" w:eastAsia="Times New Roman" w:hAnsi="Cambria Math" w:cs="Times New Roman"/>
+                  <w:sz w:val="24"/>
+                  <w:szCs w:val="24"/>
+                </w:rPr>
+              </m:ctrlPr>
+            </m:sSupPr>
+            <m:e>
+              <m:r>
+                <w:rPr>
+                  <w:rFonts w:ascii="Cambria Math" w:eastAsia="Times New Roman" w:hAnsi="Cambria Math" w:cs="Times New Roman"/>
+                  <w:sz w:val="24"/>
+                  <w:szCs w:val="24"/>
+                </w:rPr>
+                <m:t>e</m:t>
+              </m:r>
+            </m:e>
+            <m:sup>
+              <m:r>
+                <w:rPr>
+                  <w:rFonts w:ascii="Cambria Math" w:eastAsia="Times New Roman" w:hAnsi="Cambria Math" w:cs="Times New Roman"/>
+                  <w:sz w:val="24"/>
+                  <w:szCs w:val="24"/>
+                </w:rPr>
+                <m:t>-</m:t>
+              </m:r>
+            </m:sup>
+          </m:sSup>
+          <m:r>
+            <w:rPr>
+              <w:rFonts w:ascii="Cambria Math" w:eastAsia="Times New Roman" w:hAnsi="Cambria Math" w:cs="Times New Roman"/>
+              <w:sz w:val="24"/>
+              <w:szCs w:val="24"/>
+            </w:rPr>
+            <m:t>+</m:t>
+          </m:r>
+          <m:sSup>
+            <m:sSupPr>
+              <m:ctrlPr>
+                <w:rPr>
+                  <w:rFonts w:ascii="Cambria Math" w:eastAsia="Times New Roman" w:hAnsi="Cambria Math" w:cs="Times New Roman"/>
+                  <w:sz w:val="24"/>
+                  <w:szCs w:val="24"/>
+                </w:rPr>
+              </m:ctrlPr>
+            </m:sSupPr>
+            <m:e>
+              <m:r>
+                <w:rPr>
+                  <w:rFonts w:ascii="Cambria Math" w:eastAsia="Times New Roman" w:hAnsi="Cambria Math" w:cs="Times New Roman"/>
+                  <w:sz w:val="24"/>
+                  <w:szCs w:val="24"/>
+                </w:rPr>
+                <m:t>e</m:t>
+              </m:r>
+            </m:e>
+            <m:sup>
+              <m:r>
+                <w:rPr>
+                  <w:rFonts w:ascii="Cambria Math" w:eastAsia="Times New Roman" w:hAnsi="Cambria Math" w:cs="Times New Roman"/>
+                  <w:sz w:val="24"/>
+                  <w:szCs w:val="24"/>
+                </w:rPr>
+                <m:t>+</m:t>
+              </m:r>
+            </m:sup>
+          </m:sSup>
+          <m:r>
+            <w:rPr>
+              <w:rFonts w:ascii="Cambria Math" w:eastAsia="Times New Roman" w:hAnsi="Cambria Math" w:cs="Times New Roman"/>
+              <w:sz w:val="24"/>
+              <w:szCs w:val="24"/>
+            </w:rPr>
+            <m:t>→2γ</m:t>
+          </m:r>
+          <m:r>
+            <w:rPr>
+              <w:rFonts w:ascii="Cambria Math" w:eastAsia="Times New Roman" w:hAnsi="Cambria Math" w:cs="Times New Roman"/>
+              <w:i/>
+              <w:sz w:val="24"/>
+              <w:szCs w:val="24"/>
+            </w:rPr>
+            <w:br/>
+          </m:r>
+        </m:oMath>
+      </m:oMathPara>
+    </w:p>
+    <w:p>
+      <w:pPr>
+        <w:spacing w:before="100" w:beforeAutospacing="1" w:after="100" w:afterAutospacing="1" w:line="240" w:lineRule="auto"/>
+        <w:rPr>
+          <w:rFonts w:ascii="Times New Roman" w:eastAsia="Times New Roman" w:hAnsi="Times New Roman" w:cs="Times New Roman"/>
+          <w:sz w:val="24"/>
+          <w:szCs w:val="24"/>
+        </w:rPr>
+      </w:pPr>
+      <w:r>
+        <w:rPr>
+          <w:rFonts w:ascii="Times New Roman" w:eastAsia="Times New Roman" w:hAnsi="Times New Roman" w:cs="Times New Roman"/>
+          <w:sz w:val="24"/>
+          <w:szCs w:val="24"/>
+        </w:rPr>
+        <w:t xml:space="preserve">Under symmetric conditions, momentum </w:t>
+      </w:r>
+      <w:r>
+        <w:rPr>
+          <w:rFonts w:ascii="Times New Roman" w:eastAsia="Times New Roman" w:hAnsi="Times New Roman" w:cs="Times New Roman"/>
+          <w:sz w:val="24"/>
+          <w:szCs w:val="24"/>
+        </w:rPr>
+        <w:t>is cancelled</w:t>
+      </w:r>
+      <w:r>
+        <w:rPr>
+          <w:rFonts w:ascii="Times New Roman" w:eastAsia="Times New Roman" w:hAnsi="Times New Roman" w:cs="Times New Roman"/>
+          <w:sz w:val="24"/>
+          <w:szCs w:val="24"/>
+        </w:rPr>
+        <w:t xml:space="preserve">. However, the present framework introduces </w:t>
+      </w:r>
+      <w:r>
+        <w:rPr>
+          <w:rFonts w:ascii="Times New Roman" w:eastAsia="Times New Roman" w:hAnsi="Times New Roman" w:cs="Times New Roman"/>
+          <w:b/>
+          <w:bCs/>
+          <w:sz w:val="24"/>
+          <w:szCs w:val="24"/>
+        </w:rPr>
+        <w:t>engineered asymmetry</w:t>
+      </w:r>
+      <w:r>
+        <w:rPr>
+          <w:rFonts w:ascii="Times New Roman" w:eastAsia="Times New Roman" w:hAnsi="Times New Roman" w:cs="Times New Roman"/>
+          <w:sz w:val="24"/>
+          <w:szCs w:val="24"/>
+        </w:rPr>
+        <w:t>:</w:t>
+      </w:r>
+    </w:p>
+    <w:p>
+      <w:pPr>
+        <w:spacing w:after="0" w:line="240" w:lineRule="auto"/>
+        <w:rPr>
+          <w:rFonts w:ascii="Times New Roman" w:eastAsia="Times New Roman" w:hAnsi="Times New Roman" w:cs="Times New Roman"/>
+          <w:sz w:val="24"/>
+          <w:szCs w:val="24"/>
+        </w:rPr>
+      </w:pPr>
+      <m:oMathPara>
+        <m:oMath>
+          <m:sSup>
+            <m:sSupPr>
+              <m:ctrlPr>
+                <w:rPr>
+                  <w:rFonts w:ascii="Cambria Math" w:eastAsia="Times New Roman" w:hAnsi="Cambria Math" w:cs="Times New Roman"/>
+                  <w:sz w:val="24"/>
+                  <w:szCs w:val="24"/>
+                </w:rPr>
+              </m:ctrlPr>
+            </m:sSupPr>
+            <m:e>
+              <m:r>
+                <w:rPr>
+                  <w:rFonts w:ascii="Cambria Math" w:eastAsia="Times New Roman" w:hAnsi="Cambria Math" w:cs="Times New Roman"/>
+                  <w:sz w:val="24"/>
+                  <w:szCs w:val="24"/>
+                </w:rPr>
+                <m:t>e</m:t>
+              </m:r>
+            </m:e>
+            <m:sup>
+              <m:r>
+                <w:rPr>
+                  <w:rFonts w:ascii="Cambria Math" w:eastAsia="Times New Roman" w:hAnsi="Cambria Math" w:cs="Times New Roman"/>
+                  <w:sz w:val="24"/>
+                  <w:szCs w:val="24"/>
+                </w:rPr>
+                <m:t>-</m:t>
+              </m:r>
+            </m:sup>
+          </m:sSup>
+          <m:r>
+            <w:rPr>
+              <w:rFonts w:ascii="Cambria Math" w:eastAsia="Times New Roman" w:hAnsi="Cambria Math" w:cs="Times New Roman"/>
+              <w:sz w:val="24"/>
+              <w:szCs w:val="24"/>
+            </w:rPr>
+            <m:t>+</m:t>
+          </m:r>
+          <m:sSup>
+            <m:sSupPr>
+              <m:ctrlPr>
+                <w:rPr>
+                  <w:rFonts w:ascii="Cambria Math" w:eastAsia="Times New Roman" w:hAnsi="Cambria Math" w:cs="Times New Roman"/>
+                  <w:sz w:val="24"/>
+                  <w:szCs w:val="24"/>
+                </w:rPr>
+              </m:ctrlPr>
+            </m:sSupPr>
+            <m:e>
+              <m:r>
+                <w:rPr>
+                  <w:rFonts w:ascii="Cambria Math" w:eastAsia="Times New Roman" w:hAnsi="Cambria Math" w:cs="Times New Roman"/>
+                  <w:sz w:val="24"/>
+                  <w:szCs w:val="24"/>
+                </w:rPr>
+                <m:t>e</m:t>
+              </m:r>
+            </m:e>
+            <m:sup>
+              <m:r>
+                <w:rPr>
+                  <w:rFonts w:ascii="Cambria Math" w:eastAsia="Times New Roman" w:hAnsi="Cambria Math" w:cs="Times New Roman"/>
+                  <w:sz w:val="24"/>
+                  <w:szCs w:val="24"/>
+                </w:rPr>
+                <m:t>+</m:t>
+              </m:r>
+            </m:sup>
+          </m:sSup>
+          <m:r>
+            <w:rPr>
+              <w:rFonts w:ascii="Cambria Math" w:eastAsia="Times New Roman" w:hAnsi="Cambria Math" w:cs="Times New Roman"/>
+              <w:sz w:val="24"/>
+              <w:szCs w:val="24"/>
+            </w:rPr>
+            <m:t>→</m:t>
+          </m:r>
+          <m:sSub>
+            <m:sSubPr>
+              <m:ctrlPr>
+                <w:rPr>
+                  <w:rFonts w:ascii="Cambria Math" w:eastAsia="Times New Roman" w:hAnsi="Cambria Math" w:cs="Times New Roman"/>
+                  <w:sz w:val="24"/>
+                  <w:szCs w:val="24"/>
+                </w:rPr>
+              </m:ctrlPr>
+            </m:sSubPr>
+            <m:e>
+              <m:r>
+                <w:rPr>
+                  <w:rFonts w:ascii="Cambria Math" w:eastAsia="Times New Roman" w:hAnsi="Cambria Math" w:cs="Times New Roman"/>
+                  <w:sz w:val="24"/>
+                  <w:szCs w:val="24"/>
+                </w:rPr>
+                <m:t>γ</m:t>
+              </m:r>
+            </m:e>
+            <m:sub>
+              <m:r>
+                <m:rPr>
+                  <m:nor/>
+                </m:rPr>
+                <w:rPr>
+                  <w:rFonts w:ascii="Times New Roman" w:eastAsia="Times New Roman" w:hAnsi="Times New Roman" w:cs="Times New Roman"/>
+                  <w:sz w:val="24"/>
+                  <w:szCs w:val="24"/>
+                </w:rPr>
+                <m:t>escape</m:t>
+              </m:r>
+            </m:sub>
+          </m:sSub>
+          <m:r>
+            <w:rPr>
+              <w:rFonts w:ascii="Cambria Math" w:eastAsia="Times New Roman" w:hAnsi="Cambria Math" w:cs="Times New Roman"/>
+              <w:sz w:val="24"/>
+              <w:szCs w:val="24"/>
+            </w:rPr>
+            <m:t>+</m:t>
+          </m:r>
+          <m:sSub>
+            <m:sSubPr>
+              <m:ctrlPr>
+                <w:rPr>
+                  <w:rFonts w:ascii="Cambria Math" w:eastAsia="Times New Roman" w:hAnsi="Cambria Math" w:cs="Times New Roman"/>
+                  <w:sz w:val="24"/>
+                  <w:szCs w:val="24"/>
+                </w:rPr>
+              </m:ctrlPr>
+            </m:sSubPr>
+            <m:e>
+              <m:r>
+                <w:rPr>
+                  <w:rFonts w:ascii="Cambria Math" w:eastAsia="Times New Roman" w:hAnsi="Cambria Math" w:cs="Times New Roman"/>
+                  <w:sz w:val="24"/>
+                  <w:szCs w:val="24"/>
+                </w:rPr>
+                <m:t>γ</m:t>
+              </m:r>
+            </m:e>
+            <m:sub>
+              <m:r>
+                <m:rPr>
+                  <m:nor/>
+                </m:rPr>
+                <w:rPr>
+                  <w:rFonts w:ascii="Times New Roman" w:eastAsia="Times New Roman" w:hAnsi="Times New Roman" w:cs="Times New Roman"/>
+                  <w:sz w:val="24"/>
+                  <w:szCs w:val="24"/>
+                </w:rPr>
+                <m:t>absorb/delay</m:t>
+              </m:r>
+            </m:sub>
+          </m:sSub>
+          <m:r>
+            <w:rPr>
+              <w:rFonts w:ascii="Cambria Math" w:eastAsia="Times New Roman" w:hAnsi="Cambria Math" w:cs="Times New Roman"/>
+              <w:sz w:val="24"/>
+              <w:szCs w:val="24"/>
+            </w:rPr>
+            <w:br/>
+          </m:r>
+        </m:oMath>
+      </m:oMathPara>
+    </w:p>
+    <w:p>
+      <w:pPr>
+        <w:spacing w:before="100" w:beforeAutospacing="1" w:after="100" w:afterAutospacing="1" w:line="240" w:lineRule="auto"/>
+        <w:rPr>
+          <w:rFonts w:ascii="Times New Roman" w:eastAsia="Times New Roman" w:hAnsi="Times New Roman" w:cs="Times New Roman"/>
+          <w:sz w:val="24"/>
+          <w:szCs w:val="24"/>
+        </w:rPr>
+      </w:pPr>
+      <w:r>
+        <w:rPr>
+          <w:rFonts w:ascii="Times New Roman" w:eastAsia="Times New Roman" w:hAnsi="Times New Roman" w:cs="Times New Roman"/>
+          <w:sz w:val="24"/>
+          <w:szCs w:val="24"/>
+        </w:rPr>
+        <w:t>where one photon contributes to net momentum flow and the other is internally redistributed.</w:t>
+      </w:r>
+    </w:p>
+    <w:p>
+      <w:pPr>
+        <w:spacing w:before="100" w:beforeAutospacing="1" w:after="100" w:afterAutospacing="1" w:line="240" w:lineRule="auto"/>
+        <w:outlineLvl w:val="1"/>
+        <w:rPr>
+          <w:rFonts w:ascii="Times New Roman" w:eastAsia="Times New Roman" w:hAnsi="Times New Roman" w:cs="Times New Roman"/>
+          <w:b/>
+          <w:bCs/>
+          <w:sz w:val="36"/>
+          <w:szCs w:val="36"/>
+        </w:rPr>
+      </w:pPr>
+      <w:r>
+        <w:rPr>
+          <w:rFonts w:ascii="Times New Roman" w:eastAsia="Times New Roman" w:hAnsi="Times New Roman" w:cs="Times New Roman"/>
+          <w:b/>
+          <w:bCs/>
+          <w:sz w:val="36"/>
+          <w:szCs w:val="36"/>
+        </w:rPr>
+        <w:t>Energy Source Realization</w:t>
+      </w:r>
+    </w:p>
+    <w:p>
+      <w:pPr>
+        <w:spacing w:before="100" w:beforeAutospacing="1" w:after="100" w:afterAutospacing="1" w:line="240" w:lineRule="auto"/>
+        <w:rPr>
+          <w:rFonts w:ascii="Times New Roman" w:eastAsia="Times New Roman" w:hAnsi="Times New Roman" w:cs="Times New Roman"/>
+          <w:sz w:val="24"/>
+          <w:szCs w:val="24"/>
+        </w:rPr>
+      </w:pPr>
+      <w:r>
+        <w:rPr>
+          <w:rFonts w:ascii="Times New Roman" w:eastAsia="Times New Roman" w:hAnsi="Times New Roman" w:cs="Times New Roman"/>
+          <w:sz w:val="24"/>
+          <w:szCs w:val="24"/>
+        </w:rPr>
+        <w:t xml:space="preserve">The feasibility of initiating photon–pair cycles </w:t>
+      </w:r>
+      <w:r>
+        <w:rPr>
+          <w:rFonts w:ascii="Times New Roman" w:eastAsia="Times New Roman" w:hAnsi="Times New Roman" w:cs="Times New Roman"/>
+          <w:sz w:val="24"/>
+          <w:szCs w:val="24"/>
+        </w:rPr>
+        <w:t>depend</w:t>
+      </w:r>
+      <w:r>
+        <w:rPr>
+          <w:rFonts w:ascii="Times New Roman" w:eastAsia="Times New Roman" w:hAnsi="Times New Roman" w:cs="Times New Roman"/>
+          <w:sz w:val="24"/>
+          <w:szCs w:val="24"/>
+        </w:rPr>
+        <w:t xml:space="preserve"> on available energy density. Nuclear fission and fusion systems provide high energy flux, while advanced plasma propulsion systems generate ionized environments capable of producing high-energy electromagnetic radiation.</w:t>
+      </w:r>
+    </w:p>
+    <w:p>
+      <w:pPr>
+        <w:spacing w:before="100" w:beforeAutospacing="1" w:after="100" w:afterAutospacing="1" w:line="240" w:lineRule="auto"/>
+        <w:rPr>
+          <w:rFonts w:ascii="Times New Roman" w:eastAsia="Times New Roman" w:hAnsi="Times New Roman" w:cs="Times New Roman"/>
+          <w:sz w:val="24"/>
+          <w:szCs w:val="24"/>
+        </w:rPr>
+      </w:pPr>
+      <w:r>
+        <w:rPr>
+          <w:rFonts w:ascii="Times New Roman" w:eastAsia="Times New Roman" w:hAnsi="Times New Roman" w:cs="Times New Roman"/>
+          <w:sz w:val="24"/>
+          <w:szCs w:val="24"/>
+        </w:rPr>
+        <w:t>In early-stage implementations, chemical rockets and plasma thrusters serve as energy delivery systems rather than direct curvature generators. These systems convert stored energy into directed plasma and radiation fields. Over time, more advanced nuclear or fusion-based systems may provide sufficient energy density to sustain controlled photon–pair environments.</w:t>
+      </w:r>
+    </w:p>
+    <w:p>
+      <w:pPr>
+        <w:spacing w:before="100" w:beforeAutospacing="1" w:after="100" w:afterAutospacing="1" w:line="240" w:lineRule="auto"/>
+        <w:rPr>
+          <w:rFonts w:ascii="Times New Roman" w:eastAsia="Times New Roman" w:hAnsi="Times New Roman" w:cs="Times New Roman"/>
+          <w:sz w:val="24"/>
+          <w:szCs w:val="24"/>
+        </w:rPr>
+      </w:pPr>
+      <w:r>
+        <w:rPr>
+          <w:rFonts w:ascii="Times New Roman" w:eastAsia="Times New Roman" w:hAnsi="Times New Roman" w:cs="Times New Roman"/>
+          <w:sz w:val="24"/>
+          <w:szCs w:val="24"/>
+        </w:rPr>
+        <w:t xml:space="preserve">The transformation </w:t>
+      </w:r>
+      <m:oMath>
+        <m:r>
+          <w:rPr>
+            <w:rFonts w:ascii="Cambria Math" w:eastAsia="Times New Roman" w:hAnsi="Cambria Math" w:cs="Times New Roman"/>
+            <w:sz w:val="24"/>
+            <w:szCs w:val="24"/>
+          </w:rPr>
+          <m:t>m=</m:t>
+        </m:r>
+        <m:f>
+          <m:fPr>
+            <m:ctrlPr>
+              <w:rPr>
+                <w:rFonts w:ascii="Cambria Math" w:eastAsia="Times New Roman" w:hAnsi="Cambria Math" w:cs="Times New Roman"/>
+                <w:sz w:val="24"/>
+                <w:szCs w:val="24"/>
+              </w:rPr>
+            </m:ctrlPr>
+          </m:fPr>
+          <m:num>
+            <m:r>
+              <w:rPr>
+                <w:rFonts w:ascii="Cambria Math" w:eastAsia="Times New Roman" w:hAnsi="Cambria Math" w:cs="Times New Roman"/>
+                <w:sz w:val="24"/>
+                <w:szCs w:val="24"/>
+              </w:rPr>
+              <m:t>E</m:t>
+            </m:r>
+          </m:num>
+          <m:den>
+            <m:sSup>
+              <m:sSupPr>
+                <m:ctrlPr>
+                  <w:rPr>
+                    <w:rFonts w:ascii="Cambria Math" w:eastAsia="Times New Roman" w:hAnsi="Cambria Math" w:cs="Times New Roman"/>
+                    <w:sz w:val="24"/>
+                    <w:szCs w:val="24"/>
+                  </w:rPr>
+                </m:ctrlPr>
+              </m:sSupPr>
+              <m:e>
+                <m:r>
+                  <w:rPr>
+                    <w:rFonts w:ascii="Cambria Math" w:eastAsia="Times New Roman" w:hAnsi="Cambria Math" w:cs="Times New Roman"/>
+                    <w:sz w:val="24"/>
+                    <w:szCs w:val="24"/>
+                  </w:rPr>
+                  <m:t>c</m:t>
+                </m:r>
+              </m:e>
+              <m:sup>
+                <m:r>
+                  <w:rPr>
+                    <w:rFonts w:ascii="Cambria Math" w:eastAsia="Times New Roman" w:hAnsi="Cambria Math" w:cs="Times New Roman"/>
+                    <w:sz w:val="24"/>
+                    <w:szCs w:val="24"/>
+                  </w:rPr>
+                  <m:t>2</m:t>
+                </m:r>
+              </m:sup>
+            </m:sSup>
+          </m:den>
+        </m:f>
+      </m:oMath>
+      <w:r>
+        <w:rPr>
+          <w:rFonts w:ascii="Times New Roman" w:eastAsia="Times New Roman" w:hAnsi="Times New Roman" w:cs="Times New Roman"/>
+          <w:sz w:val="24"/>
+          <w:szCs w:val="24"/>
+        </w:rPr>
+        <w:t xml:space="preserve">does not imply mass creation in this </w:t>
+      </w:r>
+      <w:r>
+        <w:rPr>
+          <w:rFonts w:ascii="Times New Roman" w:eastAsia="Times New Roman" w:hAnsi="Times New Roman" w:cs="Times New Roman"/>
+          <w:sz w:val="24"/>
+          <w:szCs w:val="24"/>
+        </w:rPr>
+        <w:t>context but</w:t>
+      </w:r>
+      <w:r>
+        <w:rPr>
+          <w:rFonts w:ascii="Times New Roman" w:eastAsia="Times New Roman" w:hAnsi="Times New Roman" w:cs="Times New Roman"/>
+          <w:sz w:val="24"/>
+          <w:szCs w:val="24"/>
+        </w:rPr>
+        <w:t xml:space="preserve"> rather defines the energy scale required for pair production and photon field intensity.</w:t>
+      </w:r>
+    </w:p>
+    <w:p>
+      <w:pPr>
+        <w:spacing w:before="100" w:beforeAutospacing="1" w:after="100" w:afterAutospacing="1" w:line="240" w:lineRule="auto"/>
+        <w:outlineLvl w:val="1"/>
+        <w:rPr>
+          <w:rFonts w:ascii="Times New Roman" w:eastAsia="Times New Roman" w:hAnsi="Times New Roman" w:cs="Times New Roman"/>
+          <w:b/>
+          <w:bCs/>
+          <w:sz w:val="36"/>
+          <w:szCs w:val="36"/>
+        </w:rPr>
+      </w:pPr>
+      <w:r>
+        <w:rPr>
+          <w:rFonts w:ascii="Times New Roman" w:eastAsia="Times New Roman" w:hAnsi="Times New Roman" w:cs="Times New Roman"/>
+          <w:b/>
+          <w:bCs/>
+          <w:sz w:val="36"/>
+          <w:szCs w:val="36"/>
+        </w:rPr>
+        <w:t>Governing Equation for Anisotropic Stress–Energy</w:t>
+      </w:r>
+    </w:p>
+    <w:p>
+      <w:pPr>
+        <w:spacing w:before="100" w:beforeAutospacing="1" w:after="100" w:afterAutospacing="1" w:line="240" w:lineRule="auto"/>
+        <w:rPr>
+          <w:rFonts w:ascii="Times New Roman" w:eastAsia="Times New Roman" w:hAnsi="Times New Roman" w:cs="Times New Roman"/>
+          <w:sz w:val="24"/>
+          <w:szCs w:val="24"/>
+        </w:rPr>
+      </w:pPr>
+      <w:r>
+        <w:rPr>
+          <w:rFonts w:ascii="Times New Roman" w:eastAsia="Times New Roman" w:hAnsi="Times New Roman" w:cs="Times New Roman"/>
+          <w:sz w:val="24"/>
+          <w:szCs w:val="24"/>
+        </w:rPr>
+        <w:t>The central contribution of this work is the formulation of a single governing expression for anisotropic stress–energy driven by asymmetric photon cycles:</w:t>
+      </w:r>
+    </w:p>
+    <w:p>
+      <w:pPr>
+        <w:spacing w:after="0" w:line="240" w:lineRule="auto"/>
+        <w:rPr>
+          <w:rFonts w:ascii="Times New Roman" w:eastAsia="Times New Roman" w:hAnsi="Times New Roman" w:cs="Times New Roman"/>
+          <w:sz w:val="24"/>
+          <w:szCs w:val="24"/>
+        </w:rPr>
+      </w:pPr>
+      <m:oMathPara>
+        <m:oMath>
+          <m:sSub>
+            <m:sSubPr>
+              <m:ctrlPr>
+                <w:rPr>
+                  <w:rFonts w:ascii="Cambria Math" w:eastAsia="Times New Roman" w:hAnsi="Cambria Math" w:cs="Times New Roman"/>
+                  <w:sz w:val="24"/>
+                  <w:szCs w:val="24"/>
+                </w:rPr>
+              </m:ctrlPr>
+            </m:sSubPr>
+            <m:e>
+              <m:r>
+                <w:rPr>
+                  <w:rFonts w:ascii="Cambria Math" w:eastAsia="Times New Roman" w:hAnsi="Cambria Math" w:cs="Times New Roman"/>
+                  <w:sz w:val="24"/>
+                  <w:szCs w:val="24"/>
+                </w:rPr>
+                <m:t>T</m:t>
+              </m:r>
+            </m:e>
+            <m:sub>
+              <m:r>
+                <w:rPr>
+                  <w:rFonts w:ascii="Cambria Math" w:eastAsia="Times New Roman" w:hAnsi="Cambria Math" w:cs="Times New Roman"/>
+                  <w:sz w:val="24"/>
+                  <w:szCs w:val="24"/>
+                </w:rPr>
+                <m:t>μν</m:t>
+              </m:r>
+            </m:sub>
+          </m:sSub>
+          <m:r>
+            <w:rPr>
+              <w:rFonts w:ascii="Cambria Math" w:eastAsia="Times New Roman" w:hAnsi="Cambria Math" w:cs="Times New Roman"/>
+              <w:sz w:val="24"/>
+              <w:szCs w:val="24"/>
+            </w:rPr>
+            <m:t>=</m:t>
+          </m:r>
+          <m:f>
+            <m:fPr>
+              <m:ctrlPr>
+                <w:rPr>
+                  <w:rFonts w:ascii="Cambria Math" w:eastAsia="Times New Roman" w:hAnsi="Cambria Math" w:cs="Times New Roman"/>
+                  <w:sz w:val="24"/>
+                  <w:szCs w:val="24"/>
+                </w:rPr>
+              </m:ctrlPr>
+            </m:fPr>
+            <m:num>
+              <m:r>
+                <w:rPr>
+                  <w:rFonts w:ascii="Cambria Math" w:eastAsia="Times New Roman" w:hAnsi="Cambria Math" w:cs="Times New Roman"/>
+                  <w:sz w:val="24"/>
+                  <w:szCs w:val="24"/>
+                </w:rPr>
+                <m:t>1</m:t>
+              </m:r>
+            </m:num>
+            <m:den>
+              <m:r>
+                <w:rPr>
+                  <w:rFonts w:ascii="Cambria Math" w:eastAsia="Times New Roman" w:hAnsi="Cambria Math" w:cs="Times New Roman"/>
+                  <w:sz w:val="24"/>
+                  <w:szCs w:val="24"/>
+                </w:rPr>
+                <m:t>V</m:t>
+              </m:r>
+            </m:den>
+          </m:f>
+          <m:d>
+            <m:dPr>
+              <m:begChr m:val="["/>
+              <m:endChr m:val="]"/>
+              <m:ctrlPr>
+                <w:rPr>
+                  <w:rFonts w:ascii="Cambria Math" w:eastAsia="Times New Roman" w:hAnsi="Cambria Math" w:cs="Times New Roman"/>
+                  <w:sz w:val="24"/>
+                  <w:szCs w:val="24"/>
+                </w:rPr>
+              </m:ctrlPr>
+            </m:dPr>
+            <m:e>
+              <m:r>
+                <w:rPr>
+                  <w:rFonts w:ascii="Cambria Math" w:eastAsia="Times New Roman" w:hAnsi="Cambria Math" w:cs="Times New Roman"/>
+                  <w:sz w:val="24"/>
+                  <w:szCs w:val="24"/>
+                </w:rPr>
+                <m:t>∑(γ</m:t>
+              </m:r>
+              <m:sSub>
+                <m:sSubPr>
+                  <m:ctrlPr>
+                    <w:rPr>
+                      <w:rFonts w:ascii="Cambria Math" w:eastAsia="Times New Roman" w:hAnsi="Cambria Math" w:cs="Times New Roman"/>
+                      <w:sz w:val="24"/>
+                      <w:szCs w:val="24"/>
+                    </w:rPr>
+                  </m:ctrlPr>
+                </m:sSubPr>
+                <m:e>
+                  <m:r>
+                    <w:rPr>
+                      <w:rFonts w:ascii="Cambria Math" w:eastAsia="Times New Roman" w:hAnsi="Cambria Math" w:cs="Times New Roman"/>
+                      <w:sz w:val="24"/>
+                      <w:szCs w:val="24"/>
+                    </w:rPr>
+                    <m:t>p</m:t>
+                  </m:r>
+                </m:e>
+                <m:sub>
+                  <m:r>
+                    <w:rPr>
+                      <w:rFonts w:ascii="Cambria Math" w:eastAsia="Times New Roman" w:hAnsi="Cambria Math" w:cs="Times New Roman"/>
+                      <w:sz w:val="24"/>
+                      <w:szCs w:val="24"/>
+                    </w:rPr>
+                    <m:t>μ</m:t>
+                  </m:r>
+                </m:sub>
+              </m:sSub>
+              <m:sSub>
+                <m:sSubPr>
+                  <m:ctrlPr>
+                    <w:rPr>
+                      <w:rFonts w:ascii="Cambria Math" w:eastAsia="Times New Roman" w:hAnsi="Cambria Math" w:cs="Times New Roman"/>
+                      <w:sz w:val="24"/>
+                      <w:szCs w:val="24"/>
+                    </w:rPr>
+                  </m:ctrlPr>
+                </m:sSubPr>
+                <m:e>
+                  <m:r>
+                    <w:rPr>
+                      <w:rFonts w:ascii="Cambria Math" w:eastAsia="Times New Roman" w:hAnsi="Cambria Math" w:cs="Times New Roman"/>
+                      <w:sz w:val="24"/>
+                      <w:szCs w:val="24"/>
+                    </w:rPr>
+                    <m:t>p</m:t>
+                  </m:r>
+                </m:e>
+                <m:sub>
+                  <m:r>
+                    <w:rPr>
+                      <w:rFonts w:ascii="Cambria Math" w:eastAsia="Times New Roman" w:hAnsi="Cambria Math" w:cs="Times New Roman"/>
+                      <w:sz w:val="24"/>
+                      <w:szCs w:val="24"/>
+                    </w:rPr>
+                    <m:t>ν</m:t>
+                  </m:r>
+                </m:sub>
+              </m:sSub>
+              <m:sSub>
+                <m:sSubPr>
+                  <m:ctrlPr>
+                    <w:rPr>
+                      <w:rFonts w:ascii="Cambria Math" w:eastAsia="Times New Roman" w:hAnsi="Cambria Math" w:cs="Times New Roman"/>
+                      <w:sz w:val="24"/>
+                      <w:szCs w:val="24"/>
+                    </w:rPr>
+                  </m:ctrlPr>
+                </m:sSubPr>
+                <m:e>
+                  <m:r>
+                    <w:rPr>
+                      <w:rFonts w:ascii="Cambria Math" w:eastAsia="Times New Roman" w:hAnsi="Cambria Math" w:cs="Times New Roman"/>
+                      <w:sz w:val="24"/>
+                      <w:szCs w:val="24"/>
+                    </w:rPr>
+                    <m:t>)</m:t>
+                  </m:r>
+                </m:e>
+                <m:sub>
+                  <m:r>
+                    <m:rPr>
+                      <m:nor/>
+                    </m:rPr>
+                    <w:rPr>
+                      <w:rFonts w:ascii="Times New Roman" w:eastAsia="Times New Roman" w:hAnsi="Times New Roman" w:cs="Times New Roman"/>
+                      <w:sz w:val="24"/>
+                      <w:szCs w:val="24"/>
+                    </w:rPr>
+                    <m:t>escape</m:t>
+                  </m:r>
+                </m:sub>
+              </m:sSub>
+              <m:r>
+                <w:rPr>
+                  <w:rFonts w:ascii="Cambria Math" w:eastAsia="Times New Roman" w:hAnsi="Cambria Math" w:cs="Times New Roman"/>
+                  <w:sz w:val="24"/>
+                  <w:szCs w:val="24"/>
+                </w:rPr>
+                <m:t>-∑(γ</m:t>
+              </m:r>
+              <m:sSub>
+                <m:sSubPr>
+                  <m:ctrlPr>
+                    <w:rPr>
+                      <w:rFonts w:ascii="Cambria Math" w:eastAsia="Times New Roman" w:hAnsi="Cambria Math" w:cs="Times New Roman"/>
+                      <w:sz w:val="24"/>
+                      <w:szCs w:val="24"/>
+                    </w:rPr>
+                  </m:ctrlPr>
+                </m:sSubPr>
+                <m:e>
+                  <m:r>
+                    <w:rPr>
+                      <w:rFonts w:ascii="Cambria Math" w:eastAsia="Times New Roman" w:hAnsi="Cambria Math" w:cs="Times New Roman"/>
+                      <w:sz w:val="24"/>
+                      <w:szCs w:val="24"/>
+                    </w:rPr>
+                    <m:t>p</m:t>
+                  </m:r>
+                </m:e>
+                <m:sub>
+                  <m:r>
+                    <w:rPr>
+                      <w:rFonts w:ascii="Cambria Math" w:eastAsia="Times New Roman" w:hAnsi="Cambria Math" w:cs="Times New Roman"/>
+                      <w:sz w:val="24"/>
+                      <w:szCs w:val="24"/>
+                    </w:rPr>
+                    <m:t>μ</m:t>
+                  </m:r>
+                </m:sub>
+              </m:sSub>
+              <m:sSub>
+                <m:sSubPr>
+                  <m:ctrlPr>
+                    <w:rPr>
+                      <w:rFonts w:ascii="Cambria Math" w:eastAsia="Times New Roman" w:hAnsi="Cambria Math" w:cs="Times New Roman"/>
+                      <w:sz w:val="24"/>
+                      <w:szCs w:val="24"/>
+                    </w:rPr>
+                  </m:ctrlPr>
+                </m:sSubPr>
+                <m:e>
+                  <m:r>
+                    <w:rPr>
+                      <w:rFonts w:ascii="Cambria Math" w:eastAsia="Times New Roman" w:hAnsi="Cambria Math" w:cs="Times New Roman"/>
+                      <w:sz w:val="24"/>
+                      <w:szCs w:val="24"/>
+                    </w:rPr>
+                    <m:t>p</m:t>
+                  </m:r>
+                </m:e>
+                <m:sub>
+                  <m:r>
+                    <w:rPr>
+                      <w:rFonts w:ascii="Cambria Math" w:eastAsia="Times New Roman" w:hAnsi="Cambria Math" w:cs="Times New Roman"/>
+                      <w:sz w:val="24"/>
+                      <w:szCs w:val="24"/>
+                    </w:rPr>
+                    <m:t>ν</m:t>
+                  </m:r>
+                </m:sub>
+              </m:sSub>
+              <m:sSub>
+                <m:sSubPr>
+                  <m:ctrlPr>
+                    <w:rPr>
+                      <w:rFonts w:ascii="Cambria Math" w:eastAsia="Times New Roman" w:hAnsi="Cambria Math" w:cs="Times New Roman"/>
+                      <w:sz w:val="24"/>
+                      <w:szCs w:val="24"/>
+                    </w:rPr>
+                  </m:ctrlPr>
+                </m:sSubPr>
+                <m:e>
+                  <m:r>
+                    <w:rPr>
+                      <w:rFonts w:ascii="Cambria Math" w:eastAsia="Times New Roman" w:hAnsi="Cambria Math" w:cs="Times New Roman"/>
+                      <w:sz w:val="24"/>
+                      <w:szCs w:val="24"/>
+                    </w:rPr>
+                    <m:t>)</m:t>
+                  </m:r>
+                </m:e>
+                <m:sub>
+                  <m:r>
+                    <m:rPr>
+                      <m:nor/>
+                    </m:rPr>
+                    <w:rPr>
+                      <w:rFonts w:ascii="Times New Roman" w:eastAsia="Times New Roman" w:hAnsi="Times New Roman" w:cs="Times New Roman"/>
+                      <w:sz w:val="24"/>
+                      <w:szCs w:val="24"/>
+                    </w:rPr>
+                    <m:t>absorb</m:t>
+                  </m:r>
+                </m:sub>
+              </m:sSub>
+              <m:r>
+                <w:rPr>
+                  <w:rFonts w:ascii="Cambria Math" w:eastAsia="Times New Roman" w:hAnsi="Cambria Math" w:cs="Times New Roman"/>
+                  <w:sz w:val="24"/>
+                  <w:szCs w:val="24"/>
+                </w:rPr>
+                <m:t>+</m:t>
+              </m:r>
+              <m:sSubSup>
+                <m:sSubSupPr>
+                  <m:ctrlPr>
+                    <w:rPr>
+                      <w:rFonts w:ascii="Cambria Math" w:eastAsia="Times New Roman" w:hAnsi="Cambria Math" w:cs="Times New Roman"/>
+                      <w:sz w:val="24"/>
+                      <w:szCs w:val="24"/>
+                    </w:rPr>
+                  </m:ctrlPr>
+                </m:sSubSupPr>
+                <m:e>
+                  <m:r>
+                    <w:rPr>
+                      <w:rFonts w:ascii="Cambria Math" w:eastAsia="Times New Roman" w:hAnsi="Cambria Math" w:cs="Times New Roman"/>
+                      <w:sz w:val="24"/>
+                      <w:szCs w:val="24"/>
+                    </w:rPr>
+                    <m:t>T</m:t>
+                  </m:r>
+                </m:e>
+                <m:sub>
+                  <m:r>
+                    <w:rPr>
+                      <w:rFonts w:ascii="Cambria Math" w:eastAsia="Times New Roman" w:hAnsi="Cambria Math" w:cs="Times New Roman"/>
+                      <w:sz w:val="24"/>
+                      <w:szCs w:val="24"/>
+                    </w:rPr>
+                    <m:t>μν</m:t>
+                  </m:r>
+                </m:sub>
+                <m:sup>
+                  <m:r>
+                    <m:rPr>
+                      <m:nor/>
+                    </m:rPr>
+                    <w:rPr>
+                      <w:rFonts w:ascii="Times New Roman" w:eastAsia="Times New Roman" w:hAnsi="Times New Roman" w:cs="Times New Roman"/>
+                      <w:sz w:val="24"/>
+                      <w:szCs w:val="24"/>
+                    </w:rPr>
+                    <m:t>field</m:t>
+                  </m:r>
+                </m:sup>
+              </m:sSubSup>
+              <m:r>
+                <w:rPr>
+                  <w:rFonts w:ascii="Cambria Math" w:eastAsia="Times New Roman" w:hAnsi="Cambria Math" w:cs="Times New Roman"/>
+                  <w:sz w:val="24"/>
+                  <w:szCs w:val="24"/>
+                </w:rPr>
+                <m:t>+</m:t>
+              </m:r>
+              <m:sSubSup>
+                <m:sSubSupPr>
+                  <m:ctrlPr>
+                    <w:rPr>
+                      <w:rFonts w:ascii="Cambria Math" w:eastAsia="Times New Roman" w:hAnsi="Cambria Math" w:cs="Times New Roman"/>
+                      <w:sz w:val="24"/>
+                      <w:szCs w:val="24"/>
+                    </w:rPr>
+                  </m:ctrlPr>
+                </m:sSubSupPr>
+                <m:e>
+                  <m:r>
+                    <w:rPr>
+                      <w:rFonts w:ascii="Cambria Math" w:eastAsia="Times New Roman" w:hAnsi="Cambria Math" w:cs="Times New Roman"/>
+                      <w:sz w:val="24"/>
+                      <w:szCs w:val="24"/>
+                    </w:rPr>
+                    <m:t>T</m:t>
+                  </m:r>
+                </m:e>
+                <m:sub>
+                  <m:r>
+                    <w:rPr>
+                      <w:rFonts w:ascii="Cambria Math" w:eastAsia="Times New Roman" w:hAnsi="Cambria Math" w:cs="Times New Roman"/>
+                      <w:sz w:val="24"/>
+                      <w:szCs w:val="24"/>
+                    </w:rPr>
+                    <m:t>μν</m:t>
+                  </m:r>
+                </m:sub>
+                <m:sup>
+                  <m:r>
+                    <m:rPr>
+                      <m:nor/>
+                    </m:rPr>
+                    <w:rPr>
+                      <w:rFonts w:ascii="Times New Roman" w:eastAsia="Times New Roman" w:hAnsi="Times New Roman" w:cs="Times New Roman"/>
+                      <w:sz w:val="24"/>
+                      <w:szCs w:val="24"/>
+                    </w:rPr>
+                    <m:t>CST</m:t>
+                  </m:r>
+                </m:sup>
+              </m:sSubSup>
+            </m:e>
+          </m:d>
+          <m:r>
+            <w:rPr>
+              <w:rFonts w:ascii="Cambria Math" w:eastAsia="Times New Roman" w:hAnsi="Cambria Math" w:cs="Times New Roman"/>
+              <w:sz w:val="24"/>
+              <w:szCs w:val="24"/>
+            </w:rPr>
+            <w:br/>
+          </m:r>
+        </m:oMath>
+      </m:oMathPara>
+    </w:p>
+    <w:p>
+      <w:pPr>
+        <w:spacing w:before="100" w:beforeAutospacing="1" w:after="100" w:afterAutospacing="1" w:line="240" w:lineRule="auto"/>
+        <w:rPr>
+          <w:rFonts w:ascii="Times New Roman" w:eastAsia="Times New Roman" w:hAnsi="Times New Roman" w:cs="Times New Roman"/>
+          <w:sz w:val="24"/>
+          <w:szCs w:val="24"/>
+        </w:rPr>
+      </w:pPr>
+      <w:r>
+        <w:rPr>
+          <w:rFonts w:ascii="Times New Roman" w:eastAsia="Times New Roman" w:hAnsi="Times New Roman" w:cs="Times New Roman"/>
+          <w:sz w:val="24"/>
+          <w:szCs w:val="24"/>
+        </w:rPr>
+        <w:t>where:</w:t>
+      </w:r>
+    </w:p>
+    <w:p>
+      <w:pPr>
+        <w:numPr>
+          <w:ilvl w:val="0"/>
+          <w:numId w:val="10"/>
+        </w:numPr>
+        <w:spacing w:before="100" w:beforeAutospacing="1" w:after="100" w:afterAutospacing="1" w:line="240" w:lineRule="auto"/>
+        <w:rPr>
+          <w:rFonts w:ascii="Times New Roman" w:eastAsia="Times New Roman" w:hAnsi="Times New Roman" w:cs="Times New Roman"/>
+          <w:sz w:val="24"/>
+          <w:szCs w:val="24"/>
+        </w:rPr>
+      </w:pPr>
+      <m:oMath>
+        <m:d>
+          <m:dPr>
+            <m:endChr m:val=""/>
+            <m:ctrlPr>
+              <w:rPr>
+                <w:rFonts w:ascii="Cambria Math" w:eastAsia="Times New Roman" w:hAnsi="Cambria Math" w:cs="Times New Roman"/>
+                <w:sz w:val="24"/>
+                <w:szCs w:val="24"/>
+              </w:rPr>
+            </m:ctrlPr>
+          </m:dPr>
+          <m:e>
+            <m:r>
+              <w:rPr>
+                <w:rFonts w:ascii="Cambria Math" w:eastAsia="Times New Roman" w:hAnsi="Cambria Math" w:cs="Times New Roman"/>
+                <w:sz w:val="24"/>
+                <w:szCs w:val="24"/>
+              </w:rPr>
+              <m:t>γ</m:t>
+            </m:r>
+            <m:sSub>
+              <m:sSubPr>
+                <m:ctrlPr>
+                  <w:rPr>
+                    <w:rFonts w:ascii="Cambria Math" w:eastAsia="Times New Roman" w:hAnsi="Cambria Math" w:cs="Times New Roman"/>
+                    <w:sz w:val="24"/>
+                    <w:szCs w:val="24"/>
+                  </w:rPr>
+                </m:ctrlPr>
+              </m:sSubPr>
+              <m:e>
+                <m:r>
+                  <w:rPr>
+                    <w:rFonts w:ascii="Cambria Math" w:eastAsia="Times New Roman" w:hAnsi="Cambria Math" w:cs="Times New Roman"/>
+                    <w:sz w:val="24"/>
+                    <w:szCs w:val="24"/>
+                  </w:rPr>
+                  <m:t>p</m:t>
+                </m:r>
+              </m:e>
+              <m:sub>
+                <m:r>
+                  <w:rPr>
+                    <w:rFonts w:ascii="Cambria Math" w:eastAsia="Times New Roman" w:hAnsi="Cambria Math" w:cs="Times New Roman"/>
+                    <w:sz w:val="24"/>
+                    <w:szCs w:val="24"/>
+                  </w:rPr>
+                  <m:t>μ</m:t>
+                </m:r>
+              </m:sub>
+            </m:sSub>
+            <m:sSub>
+              <m:sSubPr>
+                <m:ctrlPr>
+                  <w:rPr>
+                    <w:rFonts w:ascii="Cambria Math" w:eastAsia="Times New Roman" w:hAnsi="Cambria Math" w:cs="Times New Roman"/>
+                    <w:sz w:val="24"/>
+                    <w:szCs w:val="24"/>
+                  </w:rPr>
+                </m:ctrlPr>
+              </m:sSubPr>
+              <m:e>
+                <m:r>
+                  <w:rPr>
+                    <w:rFonts w:ascii="Cambria Math" w:eastAsia="Times New Roman" w:hAnsi="Cambria Math" w:cs="Times New Roman"/>
+                    <w:sz w:val="24"/>
+                    <w:szCs w:val="24"/>
+                  </w:rPr>
+                  <m:t>p</m:t>
+                </m:r>
+              </m:e>
+              <m:sub>
+                <m:r>
+                  <w:rPr>
+                    <w:rFonts w:ascii="Cambria Math" w:eastAsia="Times New Roman" w:hAnsi="Cambria Math" w:cs="Times New Roman"/>
+                    <w:sz w:val="24"/>
+                    <w:szCs w:val="24"/>
+                  </w:rPr>
+                  <m:t>ν</m:t>
+                </m:r>
+              </m:sub>
+            </m:sSub>
+            <m:sSub>
+              <m:sSubPr>
+                <m:ctrlPr>
+                  <w:rPr>
+                    <w:rFonts w:ascii="Cambria Math" w:eastAsia="Times New Roman" w:hAnsi="Cambria Math" w:cs="Times New Roman"/>
+                    <w:sz w:val="24"/>
+                    <w:szCs w:val="24"/>
+                  </w:rPr>
+                </m:ctrlPr>
+              </m:sSubPr>
+              <m:e>
+                <m:r>
+                  <w:rPr>
+                    <w:rFonts w:ascii="Cambria Math" w:eastAsia="Times New Roman" w:hAnsi="Cambria Math" w:cs="Times New Roman"/>
+                    <w:sz w:val="24"/>
+                    <w:szCs w:val="24"/>
+                  </w:rPr>
+                  <m:t>)</m:t>
+                </m:r>
+              </m:e>
+              <m:sub>
+                <m:r>
+                  <m:rPr>
+                    <m:nor/>
+                  </m:rPr>
+                  <w:rPr>
+                    <w:rFonts w:ascii="Times New Roman" w:eastAsia="Times New Roman" w:hAnsi="Times New Roman" w:cs="Times New Roman"/>
+                    <w:sz w:val="24"/>
+                    <w:szCs w:val="24"/>
+                  </w:rPr>
+                  <m:t>escape</m:t>
+                </m:r>
+              </m:sub>
+            </m:sSub>
+          </m:e>
+        </m:d>
+      </m:oMath>
+      <w:r>
+        <w:rPr>
+          <w:rFonts w:ascii="Times New Roman" w:eastAsia="Times New Roman" w:hAnsi="Times New Roman" w:cs="Times New Roman"/>
+          <w:sz w:val="24"/>
+          <w:szCs w:val="24"/>
+        </w:rPr>
+        <w:t xml:space="preserve">represents outward photon momentum contributions </w:t>
+      </w:r>
+    </w:p>
+    <w:p>
+      <w:pPr>
+        <w:numPr>
+          <w:ilvl w:val="0"/>
+          <w:numId w:val="10"/>
+        </w:numPr>
+        <w:spacing w:before="100" w:beforeAutospacing="1" w:after="100" w:afterAutospacing="1" w:line="240" w:lineRule="auto"/>
+        <w:rPr>
+          <w:rFonts w:ascii="Times New Roman" w:eastAsia="Times New Roman" w:hAnsi="Times New Roman" w:cs="Times New Roman"/>
+          <w:sz w:val="24"/>
+          <w:szCs w:val="24"/>
+        </w:rPr>
+      </w:pPr>
+      <m:oMath>
+        <m:d>
+          <m:dPr>
+            <m:endChr m:val=""/>
+            <m:ctrlPr>
+              <w:rPr>
+                <w:rFonts w:ascii="Cambria Math" w:eastAsia="Times New Roman" w:hAnsi="Cambria Math" w:cs="Times New Roman"/>
+                <w:sz w:val="24"/>
+                <w:szCs w:val="24"/>
+              </w:rPr>
+            </m:ctrlPr>
+          </m:dPr>
+          <m:e>
+            <m:r>
+              <w:rPr>
+                <w:rFonts w:ascii="Cambria Math" w:eastAsia="Times New Roman" w:hAnsi="Cambria Math" w:cs="Times New Roman"/>
+                <w:sz w:val="24"/>
+                <w:szCs w:val="24"/>
+              </w:rPr>
+              <m:t>γ</m:t>
+            </m:r>
+            <m:sSub>
+              <m:sSubPr>
+                <m:ctrlPr>
+                  <w:rPr>
+                    <w:rFonts w:ascii="Cambria Math" w:eastAsia="Times New Roman" w:hAnsi="Cambria Math" w:cs="Times New Roman"/>
+                    <w:sz w:val="24"/>
+                    <w:szCs w:val="24"/>
+                  </w:rPr>
+                </m:ctrlPr>
+              </m:sSubPr>
+              <m:e>
+                <m:r>
+                  <w:rPr>
+                    <w:rFonts w:ascii="Cambria Math" w:eastAsia="Times New Roman" w:hAnsi="Cambria Math" w:cs="Times New Roman"/>
+                    <w:sz w:val="24"/>
+                    <w:szCs w:val="24"/>
+                  </w:rPr>
+                  <m:t>p</m:t>
+                </m:r>
+              </m:e>
+              <m:sub>
+                <m:r>
+                  <w:rPr>
+                    <w:rFonts w:ascii="Cambria Math" w:eastAsia="Times New Roman" w:hAnsi="Cambria Math" w:cs="Times New Roman"/>
+                    <w:sz w:val="24"/>
+                    <w:szCs w:val="24"/>
+                  </w:rPr>
+                  <m:t>μ</m:t>
+                </m:r>
+              </m:sub>
+            </m:sSub>
+            <m:sSub>
+              <m:sSubPr>
+                <m:ctrlPr>
+                  <w:rPr>
+                    <w:rFonts w:ascii="Cambria Math" w:eastAsia="Times New Roman" w:hAnsi="Cambria Math" w:cs="Times New Roman"/>
+                    <w:sz w:val="24"/>
+                    <w:szCs w:val="24"/>
+                  </w:rPr>
+                </m:ctrlPr>
+              </m:sSubPr>
+              <m:e>
+                <m:r>
+                  <w:rPr>
+                    <w:rFonts w:ascii="Cambria Math" w:eastAsia="Times New Roman" w:hAnsi="Cambria Math" w:cs="Times New Roman"/>
+                    <w:sz w:val="24"/>
+                    <w:szCs w:val="24"/>
+                  </w:rPr>
+                  <m:t>p</m:t>
+                </m:r>
+              </m:e>
+              <m:sub>
+                <m:r>
+                  <w:rPr>
+                    <w:rFonts w:ascii="Cambria Math" w:eastAsia="Times New Roman" w:hAnsi="Cambria Math" w:cs="Times New Roman"/>
+                    <w:sz w:val="24"/>
+                    <w:szCs w:val="24"/>
+                  </w:rPr>
+                  <m:t>ν</m:t>
+                </m:r>
+              </m:sub>
+            </m:sSub>
+            <m:sSub>
+              <m:sSubPr>
+                <m:ctrlPr>
+                  <w:rPr>
+                    <w:rFonts w:ascii="Cambria Math" w:eastAsia="Times New Roman" w:hAnsi="Cambria Math" w:cs="Times New Roman"/>
+                    <w:sz w:val="24"/>
+                    <w:szCs w:val="24"/>
+                  </w:rPr>
+                </m:ctrlPr>
+              </m:sSubPr>
+              <m:e>
+                <m:r>
+                  <w:rPr>
+                    <w:rFonts w:ascii="Cambria Math" w:eastAsia="Times New Roman" w:hAnsi="Cambria Math" w:cs="Times New Roman"/>
+                    <w:sz w:val="24"/>
+                    <w:szCs w:val="24"/>
+                  </w:rPr>
+                  <m:t>)</m:t>
+                </m:r>
+              </m:e>
+              <m:sub>
+                <m:r>
+                  <m:rPr>
+                    <m:nor/>
+                  </m:rPr>
+                  <w:rPr>
+                    <w:rFonts w:ascii="Times New Roman" w:eastAsia="Times New Roman" w:hAnsi="Times New Roman" w:cs="Times New Roman"/>
+                    <w:sz w:val="24"/>
+                    <w:szCs w:val="24"/>
+                  </w:rPr>
+                  <m:t>absorb</m:t>
+                </m:r>
+              </m:sub>
+            </m:sSub>
+          </m:e>
+        </m:d>
+      </m:oMath>
+      <w:r>
+        <w:rPr>
+          <w:rFonts w:ascii="Times New Roman" w:eastAsia="Times New Roman" w:hAnsi="Times New Roman" w:cs="Times New Roman"/>
+          <w:sz w:val="24"/>
+          <w:szCs w:val="24"/>
+        </w:rPr>
+        <w:t xml:space="preserve">represents internally redistributed or delayed photon contributions </w:t>
+      </w:r>
+    </w:p>
+    <w:p>
+      <w:pPr>
+        <w:numPr>
+          <w:ilvl w:val="0"/>
+          <w:numId w:val="10"/>
+        </w:numPr>
+        <w:spacing w:before="100" w:beforeAutospacing="1" w:after="100" w:afterAutospacing="1" w:line="240" w:lineRule="auto"/>
+        <w:rPr>
+          <w:rFonts w:ascii="Times New Roman" w:eastAsia="Times New Roman" w:hAnsi="Times New Roman" w:cs="Times New Roman"/>
+          <w:sz w:val="24"/>
+          <w:szCs w:val="24"/>
+        </w:rPr>
+      </w:pPr>
+      <m:oMath>
+        <m:sSubSup>
+          <m:sSubSupPr>
+            <m:ctrlPr>
+              <w:rPr>
+                <w:rFonts w:ascii="Cambria Math" w:eastAsia="Times New Roman" w:hAnsi="Cambria Math" w:cs="Times New Roman"/>
+                <w:sz w:val="24"/>
+                <w:szCs w:val="24"/>
+              </w:rPr>
+            </m:ctrlPr>
+          </m:sSubSupPr>
+          <m:e>
+            <m:r>
+              <w:rPr>
+                <w:rFonts w:ascii="Cambria Math" w:eastAsia="Times New Roman" w:hAnsi="Cambria Math" w:cs="Times New Roman"/>
+                <w:sz w:val="24"/>
+                <w:szCs w:val="24"/>
+              </w:rPr>
+              <m:t>T</m:t>
+            </m:r>
+          </m:e>
+          <m:sub>
+            <m:r>
+              <w:rPr>
+                <w:rFonts w:ascii="Cambria Math" w:eastAsia="Times New Roman" w:hAnsi="Cambria Math" w:cs="Times New Roman"/>
+                <w:sz w:val="24"/>
+                <w:szCs w:val="24"/>
+              </w:rPr>
+              <m:t>μν</m:t>
+            </m:r>
+          </m:sub>
+          <m:sup>
+            <m:r>
+              <m:rPr>
+                <m:nor/>
+              </m:rPr>
+              <w:rPr>
+                <w:rFonts w:ascii="Times New Roman" w:eastAsia="Times New Roman" w:hAnsi="Times New Roman" w:cs="Times New Roman"/>
+                <w:sz w:val="24"/>
+                <w:szCs w:val="24"/>
+              </w:rPr>
+              <m:t>field</m:t>
+            </m:r>
+          </m:sup>
+        </m:sSubSup>
+      </m:oMath>
+      <w:r>
+        <w:rPr>
+          <w:rFonts w:ascii="Times New Roman" w:eastAsia="Times New Roman" w:hAnsi="Times New Roman" w:cs="Times New Roman"/>
+          <w:sz w:val="24"/>
+          <w:szCs w:val="24"/>
+        </w:rPr>
+        <w:t xml:space="preserve">represents background electromagnetic and vacuum field effects </w:t>
+      </w:r>
+    </w:p>
+    <w:p>
+      <w:pPr>
+        <w:numPr>
+          <w:ilvl w:val="0"/>
+          <w:numId w:val="10"/>
+        </w:numPr>
+        <w:spacing w:before="100" w:beforeAutospacing="1" w:after="100" w:afterAutospacing="1" w:line="240" w:lineRule="auto"/>
+        <w:rPr>
+          <w:rFonts w:ascii="Times New Roman" w:eastAsia="Times New Roman" w:hAnsi="Times New Roman" w:cs="Times New Roman"/>
+          <w:sz w:val="24"/>
+          <w:szCs w:val="24"/>
+        </w:rPr>
+      </w:pPr>
+      <m:oMath>
+        <m:sSubSup>
+          <m:sSubSupPr>
+            <m:ctrlPr>
+              <w:rPr>
+                <w:rFonts w:ascii="Cambria Math" w:eastAsia="Times New Roman" w:hAnsi="Cambria Math" w:cs="Times New Roman"/>
+                <w:sz w:val="24"/>
+                <w:szCs w:val="24"/>
+              </w:rPr>
+            </m:ctrlPr>
+          </m:sSubSupPr>
+          <m:e>
+            <m:r>
+              <w:rPr>
+                <w:rFonts w:ascii="Cambria Math" w:eastAsia="Times New Roman" w:hAnsi="Cambria Math" w:cs="Times New Roman"/>
+                <w:sz w:val="24"/>
+                <w:szCs w:val="24"/>
+              </w:rPr>
+              <m:t>T</m:t>
+            </m:r>
+          </m:e>
+          <m:sub>
+            <m:r>
+              <w:rPr>
+                <w:rFonts w:ascii="Cambria Math" w:eastAsia="Times New Roman" w:hAnsi="Cambria Math" w:cs="Times New Roman"/>
+                <w:sz w:val="24"/>
+                <w:szCs w:val="24"/>
+              </w:rPr>
+              <m:t>μν</m:t>
+            </m:r>
+          </m:sub>
+          <m:sup>
+            <m:r>
+              <m:rPr>
+                <m:nor/>
+              </m:rPr>
+              <w:rPr>
+                <w:rFonts w:ascii="Times New Roman" w:eastAsia="Times New Roman" w:hAnsi="Times New Roman" w:cs="Times New Roman"/>
+                <w:sz w:val="24"/>
+                <w:szCs w:val="24"/>
+              </w:rPr>
+              <m:t>CST</m:t>
+            </m:r>
+          </m:sup>
+        </m:sSubSup>
+      </m:oMath>
+      <w:r>
+        <w:rPr>
+          <w:rFonts w:ascii="Times New Roman" w:eastAsia="Times New Roman" w:hAnsi="Times New Roman" w:cs="Times New Roman"/>
+          <w:sz w:val="24"/>
+          <w:szCs w:val="24"/>
+        </w:rPr>
+        <w:t xml:space="preserve">represents temporal phase </w:t>
+      </w:r>
+      <w:r>
+        <w:rPr>
+          <w:rFonts w:ascii="Times New Roman" w:eastAsia="Times New Roman" w:hAnsi="Times New Roman" w:cs="Times New Roman"/>
+          <w:sz w:val="24"/>
+          <w:szCs w:val="24"/>
+        </w:rPr>
+        <w:t>asymmetrical</w:t>
+      </w:r>
+      <w:r>
+        <w:rPr>
+          <w:rFonts w:ascii="Times New Roman" w:eastAsia="Times New Roman" w:hAnsi="Times New Roman" w:cs="Times New Roman"/>
+          <w:sz w:val="24"/>
+          <w:szCs w:val="24"/>
+        </w:rPr>
+        <w:t xml:space="preserve"> contributions </w:t>
+      </w:r>
+    </w:p>
+    <w:p>
+      <w:pPr>
+        <w:spacing w:before="100" w:beforeAutospacing="1" w:after="100" w:afterAutospacing="1" w:line="240" w:lineRule="auto"/>
+        <w:rPr>
+          <w:rFonts w:ascii="Times New Roman" w:eastAsia="Times New Roman" w:hAnsi="Times New Roman" w:cs="Times New Roman"/>
+          <w:sz w:val="24"/>
+          <w:szCs w:val="24"/>
+        </w:rPr>
+      </w:pPr>
+      <w:r>
+        <w:rPr>
+          <w:rFonts w:ascii="Times New Roman" w:eastAsia="Times New Roman" w:hAnsi="Times New Roman" w:cs="Times New Roman"/>
+          <w:sz w:val="24"/>
+          <w:szCs w:val="24"/>
+        </w:rPr>
+        <w:t xml:space="preserve">This equation explicitly shows that curvature-relevant stress–energy emerges not from total energy, but from </w:t>
+      </w:r>
+      <w:r>
+        <w:rPr>
+          <w:rFonts w:ascii="Times New Roman" w:eastAsia="Times New Roman" w:hAnsi="Times New Roman" w:cs="Times New Roman"/>
+          <w:b/>
+          <w:bCs/>
+          <w:sz w:val="24"/>
+          <w:szCs w:val="24"/>
+        </w:rPr>
+        <w:t>imbalance between outward and internally retained momentum flows</w:t>
+      </w:r>
+      <w:r>
+        <w:rPr>
+          <w:rFonts w:ascii="Times New Roman" w:eastAsia="Times New Roman" w:hAnsi="Times New Roman" w:cs="Times New Roman"/>
+          <w:sz w:val="24"/>
+          <w:szCs w:val="24"/>
+        </w:rPr>
+        <w:t>.</w:t>
+      </w:r>
+    </w:p>
+    <w:p>
+      <w:pPr>
+        <w:spacing w:before="100" w:beforeAutospacing="1" w:after="100" w:afterAutospacing="1" w:line="240" w:lineRule="auto"/>
+        <w:outlineLvl w:val="1"/>
+        <w:rPr>
+          <w:rFonts w:ascii="Times New Roman" w:eastAsia="Times New Roman" w:hAnsi="Times New Roman" w:cs="Times New Roman"/>
+          <w:b/>
+          <w:bCs/>
+          <w:sz w:val="36"/>
+          <w:szCs w:val="36"/>
+        </w:rPr>
+      </w:pPr>
+      <w:r>
+        <w:rPr>
+          <w:rFonts w:ascii="Times New Roman" w:eastAsia="Times New Roman" w:hAnsi="Times New Roman" w:cs="Times New Roman"/>
+          <w:b/>
+          <w:bCs/>
+          <w:sz w:val="36"/>
+          <w:szCs w:val="36"/>
+        </w:rPr>
+        <w:lastRenderedPageBreak/>
+        <w:t>Curvature Synchronization Time and Voyager Reference System</w:t>
+      </w:r>
+    </w:p>
+    <w:p>
+      <w:pPr>
+        <w:spacing w:before="100" w:beforeAutospacing="1" w:after="100" w:afterAutospacing="1" w:line="240" w:lineRule="auto"/>
+        <w:rPr>
+          <w:rFonts w:ascii="Times New Roman" w:eastAsia="Times New Roman" w:hAnsi="Times New Roman" w:cs="Times New Roman"/>
+          <w:sz w:val="24"/>
+          <w:szCs w:val="24"/>
+        </w:rPr>
+      </w:pPr>
+      <w:r>
+        <w:rPr>
+          <w:rFonts w:ascii="Times New Roman" w:eastAsia="Times New Roman" w:hAnsi="Times New Roman" w:cs="Times New Roman"/>
+          <w:sz w:val="24"/>
+          <w:szCs w:val="24"/>
+        </w:rPr>
+        <w:t>Curvature Synchronization Time is defined as:</w:t>
+      </w:r>
+    </w:p>
+    <w:p>
+      <w:pPr>
+        <w:spacing w:after="0" w:line="240" w:lineRule="auto"/>
+        <w:rPr>
+          <w:rFonts w:ascii="Times New Roman" w:eastAsia="Times New Roman" w:hAnsi="Times New Roman" w:cs="Times New Roman"/>
+          <w:sz w:val="24"/>
+          <w:szCs w:val="24"/>
+        </w:rPr>
+      </w:pPr>
+      <m:oMathPara>
+        <m:oMath>
+          <m:r>
+            <m:rPr>
+              <m:sty m:val="p"/>
+            </m:rPr>
+            <w:rPr>
+              <w:rFonts w:ascii="Cambria Math" w:eastAsia="Times New Roman" w:hAnsi="Cambria Math" w:cs="Times New Roman"/>
+              <w:sz w:val="24"/>
+              <w:szCs w:val="24"/>
+            </w:rPr>
+            <m:t>Δ</m:t>
+          </m:r>
+          <m:r>
+            <w:rPr>
+              <w:rFonts w:ascii="Cambria Math" w:eastAsia="Times New Roman" w:hAnsi="Cambria Math" w:cs="Times New Roman"/>
+              <w:sz w:val="24"/>
+              <w:szCs w:val="24"/>
+            </w:rPr>
+            <m:t>T=</m:t>
+          </m:r>
+          <m:sSub>
+            <m:sSubPr>
+              <m:ctrlPr>
+                <w:rPr>
+                  <w:rFonts w:ascii="Cambria Math" w:eastAsia="Times New Roman" w:hAnsi="Cambria Math" w:cs="Times New Roman"/>
+                  <w:sz w:val="24"/>
+                  <w:szCs w:val="24"/>
+                </w:rPr>
+              </m:ctrlPr>
+            </m:sSubPr>
+            <m:e>
+              <m:r>
+                <w:rPr>
+                  <w:rFonts w:ascii="Cambria Math" w:eastAsia="Times New Roman" w:hAnsi="Cambria Math" w:cs="Times New Roman"/>
+                  <w:sz w:val="24"/>
+                  <w:szCs w:val="24"/>
+                </w:rPr>
+                <m:t>T</m:t>
+              </m:r>
+            </m:e>
+            <m:sub>
+              <m:r>
+                <m:rPr>
+                  <m:nor/>
+                </m:rPr>
+                <w:rPr>
+                  <w:rFonts w:ascii="Times New Roman" w:eastAsia="Times New Roman" w:hAnsi="Times New Roman" w:cs="Times New Roman"/>
+                  <w:sz w:val="24"/>
+                  <w:szCs w:val="24"/>
+                </w:rPr>
+                <m:t>engine</m:t>
+              </m:r>
+            </m:sub>
+          </m:sSub>
+          <m:r>
+            <w:rPr>
+              <w:rFonts w:ascii="Cambria Math" w:eastAsia="Times New Roman" w:hAnsi="Cambria Math" w:cs="Times New Roman"/>
+              <w:sz w:val="24"/>
+              <w:szCs w:val="24"/>
+            </w:rPr>
+            <m:t>-</m:t>
+          </m:r>
+          <m:sSub>
+            <m:sSubPr>
+              <m:ctrlPr>
+                <w:rPr>
+                  <w:rFonts w:ascii="Cambria Math" w:eastAsia="Times New Roman" w:hAnsi="Cambria Math" w:cs="Times New Roman"/>
+                  <w:sz w:val="24"/>
+                  <w:szCs w:val="24"/>
+                </w:rPr>
+              </m:ctrlPr>
+            </m:sSubPr>
+            <m:e>
+              <m:r>
+                <w:rPr>
+                  <w:rFonts w:ascii="Cambria Math" w:eastAsia="Times New Roman" w:hAnsi="Cambria Math" w:cs="Times New Roman"/>
+                  <w:sz w:val="24"/>
+                  <w:szCs w:val="24"/>
+                </w:rPr>
+                <m:t>T</m:t>
+              </m:r>
+            </m:e>
+            <m:sub>
+              <m:r>
+                <m:rPr>
+                  <m:nor/>
+                </m:rPr>
+                <w:rPr>
+                  <w:rFonts w:ascii="Times New Roman" w:eastAsia="Times New Roman" w:hAnsi="Times New Roman" w:cs="Times New Roman"/>
+                  <w:sz w:val="24"/>
+                  <w:szCs w:val="24"/>
+                </w:rPr>
+                <m:t>reference</m:t>
+              </m:r>
+            </m:sub>
+          </m:sSub>
+          <m:r>
+            <w:rPr>
+              <w:rFonts w:ascii="Cambria Math" w:eastAsia="Times New Roman" w:hAnsi="Cambria Math" w:cs="Times New Roman"/>
+              <w:sz w:val="24"/>
+              <w:szCs w:val="24"/>
+            </w:rPr>
+            <w:br/>
+          </m:r>
+        </m:oMath>
+      </m:oMathPara>
+    </w:p>
+    <w:p>
+      <w:pPr>
+        <w:spacing w:before="100" w:beforeAutospacing="1" w:after="100" w:afterAutospacing="1" w:line="240" w:lineRule="auto"/>
+        <w:rPr>
+          <w:rFonts w:ascii="Times New Roman" w:eastAsia="Times New Roman" w:hAnsi="Times New Roman" w:cs="Times New Roman"/>
+          <w:sz w:val="24"/>
+          <w:szCs w:val="24"/>
+        </w:rPr>
+      </w:pPr>
+      <w:r>
+        <w:rPr>
+          <w:rFonts w:ascii="Times New Roman" w:eastAsia="Times New Roman" w:hAnsi="Times New Roman" w:cs="Times New Roman"/>
+          <w:sz w:val="24"/>
+          <w:szCs w:val="24"/>
+        </w:rPr>
+        <w:t xml:space="preserve">The reference frame is extended beyond local clocks to include interstellar timing baselines. A three-point timing system </w:t>
+      </w:r>
+      <w:proofErr w:type="gramStart"/>
+      <w:r>
+        <w:rPr>
+          <w:rFonts w:ascii="Times New Roman" w:eastAsia="Times New Roman" w:hAnsi="Times New Roman" w:cs="Times New Roman"/>
+          <w:sz w:val="24"/>
+          <w:szCs w:val="24"/>
+        </w:rPr>
+        <w:t>is</w:t>
+      </w:r>
+      <w:proofErr w:type="gramEnd"/>
+      <w:r>
+        <w:rPr>
+          <w:rFonts w:ascii="Times New Roman" w:eastAsia="Times New Roman" w:hAnsi="Times New Roman" w:cs="Times New Roman"/>
+          <w:sz w:val="24"/>
+          <w:szCs w:val="24"/>
+        </w:rPr>
+        <w:t xml:space="preserve"> introduced:</w:t>
+      </w:r>
+    </w:p>
+    <w:p>
+      <w:pPr>
+        <w:numPr>
+          <w:ilvl w:val="0"/>
+          <w:numId w:val="11"/>
+        </w:numPr>
+        <w:spacing w:before="100" w:beforeAutospacing="1" w:after="100" w:afterAutospacing="1" w:line="240" w:lineRule="auto"/>
+        <w:rPr>
+          <w:rFonts w:ascii="Times New Roman" w:eastAsia="Times New Roman" w:hAnsi="Times New Roman" w:cs="Times New Roman"/>
+          <w:sz w:val="24"/>
+          <w:szCs w:val="24"/>
+        </w:rPr>
+      </w:pPr>
+      <w:r>
+        <w:rPr>
+          <w:rFonts w:ascii="Times New Roman" w:eastAsia="Times New Roman" w:hAnsi="Times New Roman" w:cs="Times New Roman"/>
+          <w:sz w:val="24"/>
+          <w:szCs w:val="24"/>
+        </w:rPr>
+        <w:t xml:space="preserve">Local atomic clock (engine frame) </w:t>
+      </w:r>
+    </w:p>
+    <w:p>
+      <w:pPr>
+        <w:numPr>
+          <w:ilvl w:val="0"/>
+          <w:numId w:val="11"/>
+        </w:numPr>
+        <w:spacing w:before="100" w:beforeAutospacing="1" w:after="100" w:afterAutospacing="1" w:line="240" w:lineRule="auto"/>
+        <w:rPr>
+          <w:rFonts w:ascii="Times New Roman" w:eastAsia="Times New Roman" w:hAnsi="Times New Roman" w:cs="Times New Roman"/>
+          <w:sz w:val="24"/>
+          <w:szCs w:val="24"/>
+        </w:rPr>
+      </w:pPr>
+      <w:r>
+        <w:rPr>
+          <w:rFonts w:ascii="Times New Roman" w:eastAsia="Times New Roman" w:hAnsi="Times New Roman" w:cs="Times New Roman"/>
+          <w:sz w:val="24"/>
+          <w:szCs w:val="24"/>
+        </w:rPr>
+        <w:t xml:space="preserve">Earth-based UTC reference </w:t>
+      </w:r>
+    </w:p>
+    <w:p>
+      <w:pPr>
+        <w:numPr>
+          <w:ilvl w:val="0"/>
+          <w:numId w:val="11"/>
+        </w:numPr>
+        <w:spacing w:before="100" w:beforeAutospacing="1" w:after="100" w:afterAutospacing="1" w:line="240" w:lineRule="auto"/>
+        <w:rPr>
+          <w:rFonts w:ascii="Times New Roman" w:eastAsia="Times New Roman" w:hAnsi="Times New Roman" w:cs="Times New Roman"/>
+          <w:sz w:val="24"/>
+          <w:szCs w:val="24"/>
+        </w:rPr>
+      </w:pPr>
+      <w:r>
+        <w:rPr>
+          <w:rFonts w:ascii="Times New Roman" w:eastAsia="Times New Roman" w:hAnsi="Times New Roman" w:cs="Times New Roman"/>
+          <w:sz w:val="24"/>
+          <w:szCs w:val="24"/>
+        </w:rPr>
+        <w:t xml:space="preserve">Deep-space clock from Voyager telemetry </w:t>
+      </w:r>
+    </w:p>
+    <w:p>
+      <w:pPr>
+        <w:spacing w:before="100" w:beforeAutospacing="1" w:after="100" w:afterAutospacing="1" w:line="240" w:lineRule="auto"/>
+        <w:rPr>
+          <w:rFonts w:ascii="Times New Roman" w:eastAsia="Times New Roman" w:hAnsi="Times New Roman" w:cs="Times New Roman"/>
+          <w:sz w:val="24"/>
+          <w:szCs w:val="24"/>
+        </w:rPr>
+      </w:pPr>
+      <w:r>
+        <w:rPr>
+          <w:rFonts w:ascii="Times New Roman" w:eastAsia="Times New Roman" w:hAnsi="Times New Roman" w:cs="Times New Roman"/>
+          <w:sz w:val="24"/>
+          <w:szCs w:val="24"/>
+        </w:rPr>
+        <w:t xml:space="preserve">This forms a </w:t>
+      </w:r>
+      <w:r>
+        <w:rPr>
+          <w:rFonts w:ascii="Times New Roman" w:eastAsia="Times New Roman" w:hAnsi="Times New Roman" w:cs="Times New Roman"/>
+          <w:b/>
+          <w:bCs/>
+          <w:sz w:val="24"/>
+          <w:szCs w:val="24"/>
+        </w:rPr>
+        <w:t>CST timing triangle</w:t>
+      </w:r>
+      <w:r>
+        <w:rPr>
+          <w:rFonts w:ascii="Times New Roman" w:eastAsia="Times New Roman" w:hAnsi="Times New Roman" w:cs="Times New Roman"/>
+          <w:sz w:val="24"/>
+          <w:szCs w:val="24"/>
+        </w:rPr>
+        <w:t>, where:</w:t>
+      </w:r>
+    </w:p>
+    <w:p>
+      <w:pPr>
+        <w:spacing w:after="0" w:line="240" w:lineRule="auto"/>
+        <w:rPr>
+          <w:rFonts w:ascii="Times New Roman" w:eastAsia="Times New Roman" w:hAnsi="Times New Roman" w:cs="Times New Roman"/>
+          <w:sz w:val="24"/>
+          <w:szCs w:val="24"/>
+        </w:rPr>
+      </w:pPr>
+      <m:oMathPara>
+        <m:oMath>
+          <m:r>
+            <m:rPr>
+              <m:sty m:val="p"/>
+            </m:rPr>
+            <w:rPr>
+              <w:rFonts w:ascii="Cambria Math" w:eastAsia="Times New Roman" w:hAnsi="Cambria Math" w:cs="Times New Roman"/>
+              <w:sz w:val="24"/>
+              <w:szCs w:val="24"/>
+            </w:rPr>
+            <m:t>Δ</m:t>
+          </m:r>
+          <m:sSub>
+            <m:sSubPr>
+              <m:ctrlPr>
+                <w:rPr>
+                  <w:rFonts w:ascii="Cambria Math" w:eastAsia="Times New Roman" w:hAnsi="Cambria Math" w:cs="Times New Roman"/>
+                  <w:sz w:val="24"/>
+                  <w:szCs w:val="24"/>
+                </w:rPr>
+              </m:ctrlPr>
+            </m:sSubPr>
+            <m:e>
+              <m:r>
+                <w:rPr>
+                  <w:rFonts w:ascii="Cambria Math" w:eastAsia="Times New Roman" w:hAnsi="Cambria Math" w:cs="Times New Roman"/>
+                  <w:sz w:val="24"/>
+                  <w:szCs w:val="24"/>
+                </w:rPr>
+                <m:t>T</m:t>
+              </m:r>
+            </m:e>
+            <m:sub>
+              <m:r>
+                <m:rPr>
+                  <m:nor/>
+                </m:rPr>
+                <w:rPr>
+                  <w:rFonts w:ascii="Times New Roman" w:eastAsia="Times New Roman" w:hAnsi="Times New Roman" w:cs="Times New Roman"/>
+                  <w:sz w:val="24"/>
+                  <w:szCs w:val="24"/>
+                </w:rPr>
+                <m:t>CST</m:t>
+              </m:r>
+            </m:sub>
+          </m:sSub>
+          <m:r>
+            <w:rPr>
+              <w:rFonts w:ascii="Cambria Math" w:eastAsia="Times New Roman" w:hAnsi="Cambria Math" w:cs="Times New Roman"/>
+              <w:sz w:val="24"/>
+              <w:szCs w:val="24"/>
+            </w:rPr>
+            <m:t>=</m:t>
+          </m:r>
+          <m:sSub>
+            <m:sSubPr>
+              <m:ctrlPr>
+                <w:rPr>
+                  <w:rFonts w:ascii="Cambria Math" w:eastAsia="Times New Roman" w:hAnsi="Cambria Math" w:cs="Times New Roman"/>
+                  <w:sz w:val="24"/>
+                  <w:szCs w:val="24"/>
+                </w:rPr>
+              </m:ctrlPr>
+            </m:sSubPr>
+            <m:e>
+              <m:r>
+                <w:rPr>
+                  <w:rFonts w:ascii="Cambria Math" w:eastAsia="Times New Roman" w:hAnsi="Cambria Math" w:cs="Times New Roman"/>
+                  <w:sz w:val="24"/>
+                  <w:szCs w:val="24"/>
+                </w:rPr>
+                <m:t>T</m:t>
+              </m:r>
+            </m:e>
+            <m:sub>
+              <m:r>
+                <m:rPr>
+                  <m:nor/>
+                </m:rPr>
+                <w:rPr>
+                  <w:rFonts w:ascii="Times New Roman" w:eastAsia="Times New Roman" w:hAnsi="Times New Roman" w:cs="Times New Roman"/>
+                  <w:sz w:val="24"/>
+                  <w:szCs w:val="24"/>
+                </w:rPr>
+                <m:t>engine</m:t>
+              </m:r>
+            </m:sub>
+          </m:sSub>
+          <m:r>
+            <w:rPr>
+              <w:rFonts w:ascii="Cambria Math" w:eastAsia="Times New Roman" w:hAnsi="Cambria Math" w:cs="Times New Roman"/>
+              <w:sz w:val="24"/>
+              <w:szCs w:val="24"/>
+            </w:rPr>
+            <m:t>-</m:t>
+          </m:r>
+          <m:f>
+            <m:fPr>
+              <m:ctrlPr>
+                <w:rPr>
+                  <w:rFonts w:ascii="Cambria Math" w:eastAsia="Times New Roman" w:hAnsi="Cambria Math" w:cs="Times New Roman"/>
+                  <w:sz w:val="24"/>
+                  <w:szCs w:val="24"/>
+                </w:rPr>
+              </m:ctrlPr>
+            </m:fPr>
+            <m:num>
+              <m:r>
+                <w:rPr>
+                  <w:rFonts w:ascii="Cambria Math" w:eastAsia="Times New Roman" w:hAnsi="Cambria Math" w:cs="Times New Roman"/>
+                  <w:sz w:val="24"/>
+                  <w:szCs w:val="24"/>
+                </w:rPr>
+                <m:t>1</m:t>
+              </m:r>
+            </m:num>
+            <m:den>
+              <m:r>
+                <w:rPr>
+                  <w:rFonts w:ascii="Cambria Math" w:eastAsia="Times New Roman" w:hAnsi="Cambria Math" w:cs="Times New Roman"/>
+                  <w:sz w:val="24"/>
+                  <w:szCs w:val="24"/>
+                </w:rPr>
+                <m:t>2</m:t>
+              </m:r>
+            </m:den>
+          </m:f>
+          <m:r>
+            <w:rPr>
+              <w:rFonts w:ascii="Cambria Math" w:eastAsia="Times New Roman" w:hAnsi="Cambria Math" w:cs="Times New Roman"/>
+              <w:sz w:val="24"/>
+              <w:szCs w:val="24"/>
+            </w:rPr>
+            <m:t>(</m:t>
+          </m:r>
+          <m:sSub>
+            <m:sSubPr>
+              <m:ctrlPr>
+                <w:rPr>
+                  <w:rFonts w:ascii="Cambria Math" w:eastAsia="Times New Roman" w:hAnsi="Cambria Math" w:cs="Times New Roman"/>
+                  <w:sz w:val="24"/>
+                  <w:szCs w:val="24"/>
+                </w:rPr>
+              </m:ctrlPr>
+            </m:sSubPr>
+            <m:e>
+              <m:r>
+                <w:rPr>
+                  <w:rFonts w:ascii="Cambria Math" w:eastAsia="Times New Roman" w:hAnsi="Cambria Math" w:cs="Times New Roman"/>
+                  <w:sz w:val="24"/>
+                  <w:szCs w:val="24"/>
+                </w:rPr>
+                <m:t>T</m:t>
+              </m:r>
+            </m:e>
+            <m:sub>
+              <m:r>
+                <m:rPr>
+                  <m:nor/>
+                </m:rPr>
+                <w:rPr>
+                  <w:rFonts w:ascii="Times New Roman" w:eastAsia="Times New Roman" w:hAnsi="Times New Roman" w:cs="Times New Roman"/>
+                  <w:sz w:val="24"/>
+                  <w:szCs w:val="24"/>
+                </w:rPr>
+                <m:t>Earth</m:t>
+              </m:r>
+            </m:sub>
+          </m:sSub>
+          <m:r>
+            <w:rPr>
+              <w:rFonts w:ascii="Cambria Math" w:eastAsia="Times New Roman" w:hAnsi="Cambria Math" w:cs="Times New Roman"/>
+              <w:sz w:val="24"/>
+              <w:szCs w:val="24"/>
+            </w:rPr>
+            <m:t>+</m:t>
+          </m:r>
+          <m:sSub>
+            <m:sSubPr>
+              <m:ctrlPr>
+                <w:rPr>
+                  <w:rFonts w:ascii="Cambria Math" w:eastAsia="Times New Roman" w:hAnsi="Cambria Math" w:cs="Times New Roman"/>
+                  <w:sz w:val="24"/>
+                  <w:szCs w:val="24"/>
+                </w:rPr>
+              </m:ctrlPr>
+            </m:sSubPr>
+            <m:e>
+              <m:r>
+                <w:rPr>
+                  <w:rFonts w:ascii="Cambria Math" w:eastAsia="Times New Roman" w:hAnsi="Cambria Math" w:cs="Times New Roman"/>
+                  <w:sz w:val="24"/>
+                  <w:szCs w:val="24"/>
+                </w:rPr>
+                <m:t>T</m:t>
+              </m:r>
+            </m:e>
+            <m:sub>
+              <m:r>
+                <m:rPr>
+                  <m:nor/>
+                </m:rPr>
+                <w:rPr>
+                  <w:rFonts w:ascii="Times New Roman" w:eastAsia="Times New Roman" w:hAnsi="Times New Roman" w:cs="Times New Roman"/>
+                  <w:sz w:val="24"/>
+                  <w:szCs w:val="24"/>
+                </w:rPr>
+                <m:t>Voyager</m:t>
+              </m:r>
+            </m:sub>
+          </m:sSub>
+          <m:r>
+            <w:rPr>
+              <w:rFonts w:ascii="Cambria Math" w:eastAsia="Times New Roman" w:hAnsi="Cambria Math" w:cs="Times New Roman"/>
+              <w:sz w:val="24"/>
+              <w:szCs w:val="24"/>
+            </w:rPr>
+            <m:t>)</m:t>
+          </m:r>
+          <m:r>
+            <w:rPr>
+              <w:rFonts w:ascii="Cambria Math" w:eastAsia="Times New Roman" w:hAnsi="Cambria Math" w:cs="Times New Roman"/>
+              <w:i/>
+              <w:sz w:val="24"/>
+              <w:szCs w:val="24"/>
+            </w:rPr>
+            <w:br/>
+          </m:r>
+        </m:oMath>
+      </m:oMathPara>
+    </w:p>
+    <w:p>
+      <w:pPr>
+        <w:spacing w:before="100" w:beforeAutospacing="1" w:after="100" w:afterAutospacing="1" w:line="240" w:lineRule="auto"/>
+        <w:rPr>
+          <w:rFonts w:ascii="Times New Roman" w:eastAsia="Times New Roman" w:hAnsi="Times New Roman" w:cs="Times New Roman"/>
+          <w:sz w:val="24"/>
+          <w:szCs w:val="24"/>
+        </w:rPr>
+      </w:pPr>
+      <w:r>
+        <w:rPr>
+          <w:rFonts w:ascii="Times New Roman" w:eastAsia="Times New Roman" w:hAnsi="Times New Roman" w:cs="Times New Roman"/>
+          <w:sz w:val="24"/>
+          <w:szCs w:val="24"/>
+        </w:rPr>
+        <w:t>The inclusion of Voyager provides a long-baseline relativistic reference, incorporating light-time delay and interstellar propagation effects. This enables measurement of timing drift across spatial scales and introduces a method for linking temporal phase to spatial positioning.</w:t>
+      </w:r>
+    </w:p>
+    <w:p>
+      <w:pPr>
+        <w:spacing w:before="100" w:beforeAutospacing="1" w:after="100" w:afterAutospacing="1" w:line="240" w:lineRule="auto"/>
+        <w:outlineLvl w:val="1"/>
+        <w:rPr>
+          <w:rFonts w:ascii="Times New Roman" w:eastAsia="Times New Roman" w:hAnsi="Times New Roman" w:cs="Times New Roman"/>
+          <w:b/>
+          <w:bCs/>
+          <w:sz w:val="36"/>
+          <w:szCs w:val="36"/>
+        </w:rPr>
+      </w:pPr>
+      <w:r>
+        <w:rPr>
+          <w:rFonts w:ascii="Times New Roman" w:eastAsia="Times New Roman" w:hAnsi="Times New Roman" w:cs="Times New Roman"/>
+          <w:b/>
+          <w:bCs/>
+          <w:sz w:val="36"/>
+          <w:szCs w:val="36"/>
+        </w:rPr>
+        <w:t>Asymmetry Zones and Photon Flow Structure</w:t>
+      </w:r>
+    </w:p>
+    <w:p>
+      <w:pPr>
+        <w:spacing w:before="100" w:beforeAutospacing="1" w:after="100" w:afterAutospacing="1" w:line="240" w:lineRule="auto"/>
+        <w:rPr>
+          <w:rFonts w:ascii="Times New Roman" w:eastAsia="Times New Roman" w:hAnsi="Times New Roman" w:cs="Times New Roman"/>
+          <w:sz w:val="24"/>
+          <w:szCs w:val="24"/>
+        </w:rPr>
+      </w:pPr>
+      <w:r>
+        <w:rPr>
+          <w:rFonts w:ascii="Times New Roman" w:eastAsia="Times New Roman" w:hAnsi="Times New Roman" w:cs="Times New Roman"/>
+          <w:sz w:val="24"/>
+          <w:szCs w:val="24"/>
+        </w:rPr>
+        <w:t>The propulsion system is conceptually divided into spatial regions.</w:t>
+      </w:r>
+    </w:p>
+    <w:p>
+      <w:pPr>
+        <w:spacing w:before="100" w:beforeAutospacing="1" w:after="100" w:afterAutospacing="1" w:line="240" w:lineRule="auto"/>
+        <w:rPr>
+          <w:rFonts w:ascii="Times New Roman" w:eastAsia="Times New Roman" w:hAnsi="Times New Roman" w:cs="Times New Roman"/>
+          <w:sz w:val="24"/>
+          <w:szCs w:val="24"/>
+        </w:rPr>
+      </w:pPr>
+      <w:r>
+        <w:rPr>
+          <w:rFonts w:ascii="Times New Roman" w:eastAsia="Times New Roman" w:hAnsi="Times New Roman" w:cs="Times New Roman"/>
+          <w:sz w:val="24"/>
+          <w:szCs w:val="24"/>
+        </w:rPr>
+        <w:t>The central chamber functions as a photon–pair generation zone, where high-energy input produces electron–positron pairs. Surrounding this region are asymmetric boundary structures, such as reflective cavities or absorptive plates, which determine photon fate.</w:t>
+      </w:r>
+    </w:p>
+    <w:p>
+      <w:pPr>
+        <w:spacing w:before="100" w:beforeAutospacing="1" w:after="100" w:afterAutospacing="1" w:line="240" w:lineRule="auto"/>
+        <w:rPr>
+          <w:rFonts w:ascii="Times New Roman" w:eastAsia="Times New Roman" w:hAnsi="Times New Roman" w:cs="Times New Roman"/>
+          <w:sz w:val="24"/>
+          <w:szCs w:val="24"/>
+        </w:rPr>
+      </w:pPr>
+      <w:r>
+        <w:rPr>
+          <w:rFonts w:ascii="Times New Roman" w:eastAsia="Times New Roman" w:hAnsi="Times New Roman" w:cs="Times New Roman"/>
+          <w:sz w:val="24"/>
+          <w:szCs w:val="24"/>
+        </w:rPr>
+        <w:t>One region is designed for photon escape, producing net outward momentum. The opposing region absorbs, redirects, or temporally delays photons, preventing symmetric cancellation. This creates a directional gradient in energy–momentum distribution.</w:t>
+      </w:r>
+    </w:p>
+    <w:p>
+      <w:pPr>
+        <w:spacing w:before="100" w:beforeAutospacing="1" w:after="100" w:afterAutospacing="1" w:line="240" w:lineRule="auto"/>
+        <w:rPr>
+          <w:rFonts w:ascii="Times New Roman" w:eastAsia="Times New Roman" w:hAnsi="Times New Roman" w:cs="Times New Roman"/>
+          <w:sz w:val="24"/>
+          <w:szCs w:val="24"/>
+        </w:rPr>
+      </w:pPr>
+      <w:r>
+        <w:rPr>
+          <w:rFonts w:ascii="Times New Roman" w:eastAsia="Times New Roman" w:hAnsi="Times New Roman" w:cs="Times New Roman"/>
+          <w:sz w:val="24"/>
+          <w:szCs w:val="24"/>
+        </w:rPr>
+        <w:t xml:space="preserve">Vacuum compression zones emerge near boundary conditions </w:t>
+      </w:r>
+      <w:r>
+        <w:rPr>
+          <w:rFonts w:ascii="Times New Roman" w:eastAsia="Times New Roman" w:hAnsi="Times New Roman" w:cs="Times New Roman"/>
+          <w:sz w:val="24"/>
+          <w:szCs w:val="24"/>
+        </w:rPr>
+        <w:t>like</w:t>
+      </w:r>
+      <w:r>
+        <w:rPr>
+          <w:rFonts w:ascii="Times New Roman" w:eastAsia="Times New Roman" w:hAnsi="Times New Roman" w:cs="Times New Roman"/>
+          <w:sz w:val="24"/>
+          <w:szCs w:val="24"/>
+        </w:rPr>
+        <w:t xml:space="preserve"> those observed in the Casimir effect, reinforcing asymmetry.</w:t>
+      </w:r>
+    </w:p>
+    <w:p>
+      <w:pPr>
+        <w:spacing w:before="100" w:beforeAutospacing="1" w:after="100" w:afterAutospacing="1" w:line="240" w:lineRule="auto"/>
+        <w:rPr>
+          <w:rFonts w:ascii="Times New Roman" w:eastAsia="Times New Roman" w:hAnsi="Times New Roman" w:cs="Times New Roman"/>
+          <w:sz w:val="24"/>
+          <w:szCs w:val="24"/>
+        </w:rPr>
+      </w:pPr>
+      <w:r>
+        <w:rPr>
+          <w:rFonts w:ascii="Times New Roman" w:eastAsia="Times New Roman" w:hAnsi="Times New Roman" w:cs="Times New Roman"/>
+          <w:sz w:val="24"/>
+          <w:szCs w:val="24"/>
+        </w:rPr>
+        <w:t>Temporal phase shifts, governed by CST, further differentiate regions by altering the timing of annihilation cycles. Faster cycling regions exhibit higher effective energy density, contributing to directional stress–energy gradients.</w:t>
+      </w:r>
+    </w:p>
+    <w:p>
+      <w:pPr>
+        <w:spacing w:before="100" w:beforeAutospacing="1" w:after="100" w:afterAutospacing="1" w:line="240" w:lineRule="auto"/>
+        <w:outlineLvl w:val="1"/>
+        <w:rPr>
+          <w:rFonts w:ascii="Times New Roman" w:eastAsia="Times New Roman" w:hAnsi="Times New Roman" w:cs="Times New Roman"/>
+          <w:b/>
+          <w:bCs/>
+          <w:sz w:val="36"/>
+          <w:szCs w:val="36"/>
+        </w:rPr>
+      </w:pPr>
+      <w:r>
+        <w:rPr>
+          <w:rFonts w:ascii="Times New Roman" w:eastAsia="Times New Roman" w:hAnsi="Times New Roman" w:cs="Times New Roman"/>
+          <w:b/>
+          <w:bCs/>
+          <w:sz w:val="36"/>
+          <w:szCs w:val="36"/>
+        </w:rPr>
+        <w:t>Temporal–Spatial Coupling</w:t>
+      </w:r>
+    </w:p>
+    <w:p>
+      <w:pPr>
+        <w:spacing w:before="100" w:beforeAutospacing="1" w:after="100" w:afterAutospacing="1" w:line="240" w:lineRule="auto"/>
+        <w:rPr>
+          <w:rFonts w:ascii="Times New Roman" w:eastAsia="Times New Roman" w:hAnsi="Times New Roman" w:cs="Times New Roman"/>
+          <w:sz w:val="24"/>
+          <w:szCs w:val="24"/>
+        </w:rPr>
+      </w:pPr>
+      <w:r>
+        <w:rPr>
+          <w:rFonts w:ascii="Times New Roman" w:eastAsia="Times New Roman" w:hAnsi="Times New Roman" w:cs="Times New Roman"/>
+          <w:sz w:val="24"/>
+          <w:szCs w:val="24"/>
+        </w:rPr>
+        <w:t>Distance and time remain coupled through:</w:t>
+      </w:r>
+    </w:p>
+    <w:p>
+      <w:pPr>
+        <w:spacing w:after="0" w:line="240" w:lineRule="auto"/>
+        <w:rPr>
+          <w:rFonts w:ascii="Times New Roman" w:eastAsia="Times New Roman" w:hAnsi="Times New Roman" w:cs="Times New Roman"/>
+          <w:sz w:val="24"/>
+          <w:szCs w:val="24"/>
+        </w:rPr>
+      </w:pPr>
+      <m:oMathPara>
+        <m:oMath>
+          <m:r>
+            <w:rPr>
+              <w:rFonts w:ascii="Cambria Math" w:eastAsia="Times New Roman" w:hAnsi="Cambria Math" w:cs="Times New Roman"/>
+              <w:sz w:val="24"/>
+              <w:szCs w:val="24"/>
+            </w:rPr>
+            <m:t>d=c⋅</m:t>
+          </m:r>
+          <m:r>
+            <m:rPr>
+              <m:sty m:val="p"/>
+            </m:rPr>
+            <w:rPr>
+              <w:rFonts w:ascii="Cambria Math" w:eastAsia="Times New Roman" w:hAnsi="Cambria Math" w:cs="Times New Roman"/>
+              <w:sz w:val="24"/>
+              <w:szCs w:val="24"/>
+            </w:rPr>
+            <m:t>Δ</m:t>
+          </m:r>
+          <m:r>
+            <w:rPr>
+              <w:rFonts w:ascii="Cambria Math" w:eastAsia="Times New Roman" w:hAnsi="Cambria Math" w:cs="Times New Roman"/>
+              <w:sz w:val="24"/>
+              <w:szCs w:val="24"/>
+            </w:rPr>
+            <m:t>t</m:t>
+          </m:r>
+          <m:r>
+            <w:rPr>
+              <w:rFonts w:ascii="Cambria Math" w:eastAsia="Times New Roman" w:hAnsi="Cambria Math" w:cs="Times New Roman"/>
+              <w:i/>
+              <w:sz w:val="24"/>
+              <w:szCs w:val="24"/>
+            </w:rPr>
+            <w:br/>
+          </m:r>
+        </m:oMath>
+      </m:oMathPara>
+    </w:p>
+    <w:p>
+      <w:pPr>
+        <w:spacing w:before="100" w:beforeAutospacing="1" w:after="100" w:afterAutospacing="1" w:line="240" w:lineRule="auto"/>
+        <w:rPr>
+          <w:rFonts w:ascii="Times New Roman" w:eastAsia="Times New Roman" w:hAnsi="Times New Roman" w:cs="Times New Roman"/>
+          <w:sz w:val="24"/>
+          <w:szCs w:val="24"/>
+        </w:rPr>
+      </w:pPr>
+      <w:r>
+        <w:rPr>
+          <w:rFonts w:ascii="Times New Roman" w:eastAsia="Times New Roman" w:hAnsi="Times New Roman" w:cs="Times New Roman"/>
+          <w:sz w:val="24"/>
+          <w:szCs w:val="24"/>
+        </w:rPr>
+        <w:lastRenderedPageBreak/>
+        <w:t>Within the CST framework, spatial displacement is interpreted through synchronized timing differences across reference clocks. The Voyager-based triangle introduces measurable delay variations that can be used to infer spatial positioning and temporal drift simultaneously.</w:t>
+      </w:r>
+    </w:p>
+    <w:p>
+      <w:pPr>
+        <w:spacing w:before="100" w:beforeAutospacing="1" w:after="100" w:afterAutospacing="1" w:line="240" w:lineRule="auto"/>
+        <w:outlineLvl w:val="1"/>
+        <w:rPr>
+          <w:rFonts w:ascii="Times New Roman" w:eastAsia="Times New Roman" w:hAnsi="Times New Roman" w:cs="Times New Roman"/>
+          <w:b/>
+          <w:bCs/>
+          <w:sz w:val="36"/>
+          <w:szCs w:val="36"/>
+        </w:rPr>
+      </w:pPr>
+      <w:r>
+        <w:rPr>
+          <w:rFonts w:ascii="Times New Roman" w:eastAsia="Times New Roman" w:hAnsi="Times New Roman" w:cs="Times New Roman"/>
+          <w:b/>
+          <w:bCs/>
+          <w:sz w:val="36"/>
+          <w:szCs w:val="36"/>
+        </w:rPr>
+        <w:t>Energy Accounting and Constraints</w:t>
+      </w:r>
+    </w:p>
+    <w:p>
+      <w:pPr>
+        <w:spacing w:before="100" w:beforeAutospacing="1" w:after="100" w:afterAutospacing="1" w:line="240" w:lineRule="auto"/>
+        <w:rPr>
+          <w:rFonts w:ascii="Times New Roman" w:eastAsia="Times New Roman" w:hAnsi="Times New Roman" w:cs="Times New Roman"/>
+          <w:sz w:val="24"/>
+          <w:szCs w:val="24"/>
+        </w:rPr>
+      </w:pPr>
+      <w:r>
+        <w:rPr>
+          <w:rFonts w:ascii="Times New Roman" w:eastAsia="Times New Roman" w:hAnsi="Times New Roman" w:cs="Times New Roman"/>
+          <w:sz w:val="24"/>
+          <w:szCs w:val="24"/>
+        </w:rPr>
+        <w:t>The system obeys conservation of energy:</w:t>
+      </w:r>
+    </w:p>
+    <w:p>
+      <w:pPr>
+        <w:spacing w:after="0" w:line="240" w:lineRule="auto"/>
+        <w:rPr>
+          <w:rFonts w:ascii="Times New Roman" w:eastAsia="Times New Roman" w:hAnsi="Times New Roman" w:cs="Times New Roman"/>
+          <w:sz w:val="24"/>
+          <w:szCs w:val="24"/>
+        </w:rPr>
+      </w:pPr>
+      <m:oMathPara>
+        <m:oMath>
+          <m:sSub>
+            <m:sSubPr>
+              <m:ctrlPr>
+                <w:rPr>
+                  <w:rFonts w:ascii="Cambria Math" w:eastAsia="Times New Roman" w:hAnsi="Cambria Math" w:cs="Times New Roman"/>
+                  <w:sz w:val="24"/>
+                  <w:szCs w:val="24"/>
+                </w:rPr>
+              </m:ctrlPr>
+            </m:sSubPr>
+            <m:e>
+              <m:r>
+                <w:rPr>
+                  <w:rFonts w:ascii="Cambria Math" w:eastAsia="Times New Roman" w:hAnsi="Cambria Math" w:cs="Times New Roman"/>
+                  <w:sz w:val="24"/>
+                  <w:szCs w:val="24"/>
+                </w:rPr>
+                <m:t>E</m:t>
+              </m:r>
+            </m:e>
+            <m:sub>
+              <m:r>
+                <m:rPr>
+                  <m:nor/>
+                </m:rPr>
+                <w:rPr>
+                  <w:rFonts w:ascii="Times New Roman" w:eastAsia="Times New Roman" w:hAnsi="Times New Roman" w:cs="Times New Roman"/>
+                  <w:sz w:val="24"/>
+                  <w:szCs w:val="24"/>
+                </w:rPr>
+                <m:t>input</m:t>
+              </m:r>
+            </m:sub>
+          </m:sSub>
+          <m:r>
+            <w:rPr>
+              <w:rFonts w:ascii="Cambria Math" w:eastAsia="Times New Roman" w:hAnsi="Cambria Math" w:cs="Times New Roman"/>
+              <w:sz w:val="24"/>
+              <w:szCs w:val="24"/>
+            </w:rPr>
+            <m:t>=</m:t>
+          </m:r>
+          <m:sSub>
+            <m:sSubPr>
+              <m:ctrlPr>
+                <w:rPr>
+                  <w:rFonts w:ascii="Cambria Math" w:eastAsia="Times New Roman" w:hAnsi="Cambria Math" w:cs="Times New Roman"/>
+                  <w:sz w:val="24"/>
+                  <w:szCs w:val="24"/>
+                </w:rPr>
+              </m:ctrlPr>
+            </m:sSubPr>
+            <m:e>
+              <m:r>
+                <w:rPr>
+                  <w:rFonts w:ascii="Cambria Math" w:eastAsia="Times New Roman" w:hAnsi="Cambria Math" w:cs="Times New Roman"/>
+                  <w:sz w:val="24"/>
+                  <w:szCs w:val="24"/>
+                </w:rPr>
+                <m:t>E</m:t>
+              </m:r>
+            </m:e>
+            <m:sub>
+              <m:r>
+                <m:rPr>
+                  <m:nor/>
+                </m:rPr>
+                <w:rPr>
+                  <w:rFonts w:ascii="Times New Roman" w:eastAsia="Times New Roman" w:hAnsi="Times New Roman" w:cs="Times New Roman"/>
+                  <w:sz w:val="24"/>
+                  <w:szCs w:val="24"/>
+                </w:rPr>
+                <m:t>escape</m:t>
+              </m:r>
+            </m:sub>
+          </m:sSub>
+          <m:r>
+            <w:rPr>
+              <w:rFonts w:ascii="Cambria Math" w:eastAsia="Times New Roman" w:hAnsi="Cambria Math" w:cs="Times New Roman"/>
+              <w:sz w:val="24"/>
+              <w:szCs w:val="24"/>
+            </w:rPr>
+            <m:t>+</m:t>
+          </m:r>
+          <m:sSub>
+            <m:sSubPr>
+              <m:ctrlPr>
+                <w:rPr>
+                  <w:rFonts w:ascii="Cambria Math" w:eastAsia="Times New Roman" w:hAnsi="Cambria Math" w:cs="Times New Roman"/>
+                  <w:sz w:val="24"/>
+                  <w:szCs w:val="24"/>
+                </w:rPr>
+              </m:ctrlPr>
+            </m:sSubPr>
+            <m:e>
+              <m:r>
+                <w:rPr>
+                  <w:rFonts w:ascii="Cambria Math" w:eastAsia="Times New Roman" w:hAnsi="Cambria Math" w:cs="Times New Roman"/>
+                  <w:sz w:val="24"/>
+                  <w:szCs w:val="24"/>
+                </w:rPr>
+                <m:t>E</m:t>
+              </m:r>
+            </m:e>
+            <m:sub>
+              <m:r>
+                <m:rPr>
+                  <m:nor/>
+                </m:rPr>
+                <w:rPr>
+                  <w:rFonts w:ascii="Times New Roman" w:eastAsia="Times New Roman" w:hAnsi="Times New Roman" w:cs="Times New Roman"/>
+                  <w:sz w:val="24"/>
+                  <w:szCs w:val="24"/>
+                </w:rPr>
+                <m:t>internal</m:t>
+              </m:r>
+            </m:sub>
+          </m:sSub>
+          <m:r>
+            <w:rPr>
+              <w:rFonts w:ascii="Cambria Math" w:eastAsia="Times New Roman" w:hAnsi="Cambria Math" w:cs="Times New Roman"/>
+              <w:sz w:val="24"/>
+              <w:szCs w:val="24"/>
+            </w:rPr>
+            <m:t>+</m:t>
+          </m:r>
+          <m:sSub>
+            <m:sSubPr>
+              <m:ctrlPr>
+                <w:rPr>
+                  <w:rFonts w:ascii="Cambria Math" w:eastAsia="Times New Roman" w:hAnsi="Cambria Math" w:cs="Times New Roman"/>
+                  <w:sz w:val="24"/>
+                  <w:szCs w:val="24"/>
+                </w:rPr>
+              </m:ctrlPr>
+            </m:sSubPr>
+            <m:e>
+              <m:r>
+                <w:rPr>
+                  <w:rFonts w:ascii="Cambria Math" w:eastAsia="Times New Roman" w:hAnsi="Cambria Math" w:cs="Times New Roman"/>
+                  <w:sz w:val="24"/>
+                  <w:szCs w:val="24"/>
+                </w:rPr>
+                <m:t>E</m:t>
+              </m:r>
+            </m:e>
+            <m:sub>
+              <m:r>
+                <m:rPr>
+                  <m:nor/>
+                </m:rPr>
+                <w:rPr>
+                  <w:rFonts w:ascii="Times New Roman" w:eastAsia="Times New Roman" w:hAnsi="Times New Roman" w:cs="Times New Roman"/>
+                  <w:sz w:val="24"/>
+                  <w:szCs w:val="24"/>
+                </w:rPr>
+                <m:t>loss</m:t>
+              </m:r>
+            </m:sub>
+          </m:sSub>
+          <m:r>
+            <w:rPr>
+              <w:rFonts w:ascii="Cambria Math" w:eastAsia="Times New Roman" w:hAnsi="Cambria Math" w:cs="Times New Roman"/>
+              <w:sz w:val="24"/>
+              <w:szCs w:val="24"/>
+            </w:rPr>
+            <w:br/>
+          </m:r>
+        </m:oMath>
+      </m:oMathPara>
+    </w:p>
+    <w:p>
+      <w:pPr>
+        <w:spacing w:before="100" w:beforeAutospacing="1" w:after="100" w:afterAutospacing="1" w:line="240" w:lineRule="auto"/>
+        <w:rPr>
+          <w:rFonts w:ascii="Times New Roman" w:eastAsia="Times New Roman" w:hAnsi="Times New Roman" w:cs="Times New Roman"/>
+          <w:sz w:val="24"/>
+          <w:szCs w:val="24"/>
+        </w:rPr>
+      </w:pPr>
+      <w:r>
+        <w:rPr>
+          <w:rFonts w:ascii="Times New Roman" w:eastAsia="Times New Roman" w:hAnsi="Times New Roman" w:cs="Times New Roman"/>
+          <w:sz w:val="24"/>
+          <w:szCs w:val="24"/>
+        </w:rPr>
+        <w:t xml:space="preserve">No net energy is created. Directional effects arise solely from </w:t>
+      </w:r>
+      <w:r>
+        <w:rPr>
+          <w:rFonts w:ascii="Times New Roman" w:eastAsia="Times New Roman" w:hAnsi="Times New Roman" w:cs="Times New Roman"/>
+          <w:b/>
+          <w:bCs/>
+          <w:sz w:val="24"/>
+          <w:szCs w:val="24"/>
+        </w:rPr>
+        <w:t>redistribution of momentum</w:t>
+      </w:r>
+      <w:r>
+        <w:rPr>
+          <w:rFonts w:ascii="Times New Roman" w:eastAsia="Times New Roman" w:hAnsi="Times New Roman" w:cs="Times New Roman"/>
+          <w:sz w:val="24"/>
+          <w:szCs w:val="24"/>
+        </w:rPr>
+        <w:t>, not from excess energy generation.</w:t>
+      </w:r>
+    </w:p>
+    <w:p>
+      <w:pPr>
+        <w:spacing w:before="100" w:beforeAutospacing="1" w:after="100" w:afterAutospacing="1" w:line="240" w:lineRule="auto"/>
+        <w:rPr>
+          <w:rFonts w:ascii="Times New Roman" w:eastAsia="Times New Roman" w:hAnsi="Times New Roman" w:cs="Times New Roman"/>
+          <w:sz w:val="24"/>
+          <w:szCs w:val="24"/>
+        </w:rPr>
+      </w:pPr>
+      <w:r>
+        <w:rPr>
+          <w:rFonts w:ascii="Times New Roman" w:eastAsia="Times New Roman" w:hAnsi="Times New Roman" w:cs="Times New Roman"/>
+          <w:sz w:val="24"/>
+          <w:szCs w:val="24"/>
+        </w:rPr>
+        <w:t xml:space="preserve">The primary limitation is energy density. Nuclear and plasma systems provide high </w:t>
+      </w:r>
+      <w:r>
+        <w:rPr>
+          <w:rFonts w:ascii="Times New Roman" w:eastAsia="Times New Roman" w:hAnsi="Times New Roman" w:cs="Times New Roman"/>
+          <w:sz w:val="24"/>
+          <w:szCs w:val="24"/>
+        </w:rPr>
+        <w:t>energy but</w:t>
+      </w:r>
+      <w:r>
+        <w:rPr>
+          <w:rFonts w:ascii="Times New Roman" w:eastAsia="Times New Roman" w:hAnsi="Times New Roman" w:cs="Times New Roman"/>
+          <w:sz w:val="24"/>
+          <w:szCs w:val="24"/>
+        </w:rPr>
+        <w:t xml:space="preserve"> currently fall far below the levels required for significant spacetime curvature.</w:t>
+      </w:r>
+    </w:p>
+    <w:p>
+      <w:pPr>
+        <w:spacing w:before="100" w:beforeAutospacing="1" w:after="100" w:afterAutospacing="1" w:line="240" w:lineRule="auto"/>
+        <w:outlineLvl w:val="1"/>
+        <w:rPr>
+          <w:rFonts w:ascii="Times New Roman" w:eastAsia="Times New Roman" w:hAnsi="Times New Roman" w:cs="Times New Roman"/>
+          <w:b/>
+          <w:bCs/>
+          <w:sz w:val="36"/>
+          <w:szCs w:val="36"/>
+        </w:rPr>
+      </w:pPr>
+      <w:r>
+        <w:rPr>
+          <w:rFonts w:ascii="Times New Roman" w:eastAsia="Times New Roman" w:hAnsi="Times New Roman" w:cs="Times New Roman"/>
+          <w:b/>
+          <w:bCs/>
+          <w:sz w:val="36"/>
+          <w:szCs w:val="36"/>
+        </w:rPr>
+        <w:t>Falsifiability</w:t>
+      </w:r>
+    </w:p>
+    <w:p>
+      <w:pPr>
+        <w:spacing w:before="100" w:beforeAutospacing="1" w:after="100" w:afterAutospacing="1" w:line="240" w:lineRule="auto"/>
+        <w:rPr>
+          <w:rFonts w:ascii="Times New Roman" w:eastAsia="Times New Roman" w:hAnsi="Times New Roman" w:cs="Times New Roman"/>
+          <w:sz w:val="24"/>
+          <w:szCs w:val="24"/>
+        </w:rPr>
+      </w:pPr>
+      <w:r>
+        <w:rPr>
+          <w:rFonts w:ascii="Times New Roman" w:eastAsia="Times New Roman" w:hAnsi="Times New Roman" w:cs="Times New Roman"/>
+          <w:sz w:val="24"/>
+          <w:szCs w:val="24"/>
+        </w:rPr>
+        <w:t>The theory predicts measurable outcomes.</w:t>
+      </w:r>
+    </w:p>
+    <w:p>
+      <w:pPr>
+        <w:spacing w:before="100" w:beforeAutospacing="1" w:after="100" w:afterAutospacing="1" w:line="240" w:lineRule="auto"/>
+        <w:rPr>
+          <w:rFonts w:ascii="Times New Roman" w:eastAsia="Times New Roman" w:hAnsi="Times New Roman" w:cs="Times New Roman"/>
+          <w:sz w:val="24"/>
+          <w:szCs w:val="24"/>
+        </w:rPr>
+      </w:pPr>
+      <w:r>
+        <w:rPr>
+          <w:rFonts w:ascii="Times New Roman" w:eastAsia="Times New Roman" w:hAnsi="Times New Roman" w:cs="Times New Roman"/>
+          <w:sz w:val="24"/>
+          <w:szCs w:val="24"/>
+        </w:rPr>
+        <w:t>If asymmetric photon confinement produces net momentum without mass ejection, directional force should be detectable.</w:t>
+      </w:r>
+    </w:p>
+    <w:p>
+      <w:pPr>
+        <w:spacing w:before="100" w:beforeAutospacing="1" w:after="100" w:afterAutospacing="1" w:line="240" w:lineRule="auto"/>
+        <w:rPr>
+          <w:rFonts w:ascii="Times New Roman" w:eastAsia="Times New Roman" w:hAnsi="Times New Roman" w:cs="Times New Roman"/>
+          <w:sz w:val="24"/>
+          <w:szCs w:val="24"/>
+        </w:rPr>
+      </w:pPr>
+      <w:r>
+        <w:rPr>
+          <w:rFonts w:ascii="Times New Roman" w:eastAsia="Times New Roman" w:hAnsi="Times New Roman" w:cs="Times New Roman"/>
+          <w:sz w:val="24"/>
+          <w:szCs w:val="24"/>
+        </w:rPr>
+        <w:t>If CST synchronization affects vacuum interactions, phase-dependent variations in Casimir forces should be observed.</w:t>
+      </w:r>
+    </w:p>
+    <w:p>
+      <w:pPr>
+        <w:spacing w:before="100" w:beforeAutospacing="1" w:after="100" w:afterAutospacing="1" w:line="240" w:lineRule="auto"/>
+        <w:rPr>
+          <w:rFonts w:ascii="Times New Roman" w:eastAsia="Times New Roman" w:hAnsi="Times New Roman" w:cs="Times New Roman"/>
+          <w:sz w:val="24"/>
+          <w:szCs w:val="24"/>
+        </w:rPr>
+      </w:pPr>
+      <w:r>
+        <w:rPr>
+          <w:rFonts w:ascii="Times New Roman" w:eastAsia="Times New Roman" w:hAnsi="Times New Roman" w:cs="Times New Roman"/>
+          <w:sz w:val="24"/>
+          <w:szCs w:val="24"/>
+        </w:rPr>
+        <w:t>If multi-clock systems incorporating deep-space references show correlated timing drift under high-energy cycling, CST coupling gains empirical support.</w:t>
+      </w:r>
+    </w:p>
+    <w:p>
+      <w:pPr>
+        <w:spacing w:before="100" w:beforeAutospacing="1" w:after="100" w:afterAutospacing="1" w:line="240" w:lineRule="auto"/>
+        <w:rPr>
+          <w:rFonts w:ascii="Times New Roman" w:eastAsia="Times New Roman" w:hAnsi="Times New Roman" w:cs="Times New Roman"/>
+          <w:sz w:val="24"/>
+          <w:szCs w:val="24"/>
+        </w:rPr>
+      </w:pPr>
+      <w:r>
+        <w:rPr>
+          <w:rFonts w:ascii="Times New Roman" w:eastAsia="Times New Roman" w:hAnsi="Times New Roman" w:cs="Times New Roman"/>
+          <w:sz w:val="24"/>
+          <w:szCs w:val="24"/>
+        </w:rPr>
+        <w:t>Failure to observe these effects invalidates the proposed mechanism.</w:t>
+      </w:r>
+    </w:p>
+    <w:p>
+      <w:pPr>
+        <w:spacing w:before="100" w:beforeAutospacing="1" w:after="100" w:afterAutospacing="1" w:line="240" w:lineRule="auto"/>
+        <w:outlineLvl w:val="1"/>
+        <w:rPr>
+          <w:rFonts w:ascii="Times New Roman" w:eastAsia="Times New Roman" w:hAnsi="Times New Roman" w:cs="Times New Roman"/>
+          <w:b/>
+          <w:bCs/>
+          <w:sz w:val="36"/>
+          <w:szCs w:val="36"/>
+        </w:rPr>
+      </w:pPr>
+      <w:r>
+        <w:rPr>
+          <w:rFonts w:ascii="Times New Roman" w:eastAsia="Times New Roman" w:hAnsi="Times New Roman" w:cs="Times New Roman"/>
+          <w:b/>
+          <w:bCs/>
+          <w:sz w:val="36"/>
+          <w:szCs w:val="36"/>
+        </w:rPr>
+        <w:t>Conclusion</w:t>
+      </w:r>
+    </w:p>
+    <w:p>
+      <w:pPr>
+        <w:spacing w:before="100" w:beforeAutospacing="1" w:after="100" w:afterAutospacing="1" w:line="240" w:lineRule="auto"/>
+        <w:rPr>
+          <w:rFonts w:ascii="Times New Roman" w:eastAsia="Times New Roman" w:hAnsi="Times New Roman" w:cs="Times New Roman"/>
+          <w:sz w:val="24"/>
+          <w:szCs w:val="24"/>
+        </w:rPr>
+      </w:pPr>
+      <w:r>
+        <w:rPr>
+          <w:rFonts w:ascii="Times New Roman" w:eastAsia="Times New Roman" w:hAnsi="Times New Roman" w:cs="Times New Roman"/>
+          <w:sz w:val="24"/>
+          <w:szCs w:val="24"/>
+        </w:rPr>
+        <w:t>This work develops a unified theoretical model in which anisotropic stress–energy arises from controlled photon asymmetry, driven by realistic energy sources and regulated by temporal synchronization. The introduction of a single governing tensor equation, combined with a Voyager-based timing framework, transforms the concept from abstract symmetry into a structured, testable hypothesis.</w:t>
+      </w:r>
+    </w:p>
+    <w:p>
+      <w:pPr>
+        <w:spacing w:before="100" w:beforeAutospacing="1" w:after="100" w:afterAutospacing="1" w:line="240" w:lineRule="auto"/>
+        <w:rPr>
+          <w:rFonts w:ascii="Times New Roman" w:eastAsia="Times New Roman" w:hAnsi="Times New Roman" w:cs="Times New Roman"/>
+          <w:sz w:val="24"/>
+          <w:szCs w:val="24"/>
+        </w:rPr>
+      </w:pPr>
+      <w:r>
+        <w:rPr>
+          <w:rFonts w:ascii="Times New Roman" w:eastAsia="Times New Roman" w:hAnsi="Times New Roman" w:cs="Times New Roman"/>
+          <w:sz w:val="24"/>
+          <w:szCs w:val="24"/>
+        </w:rPr>
+        <w:t xml:space="preserve">The model does not eliminate the challenges of warp physics, but reframes them as problems of energy distribution, temporal control, and measurable asymmetry rather than reliance on exotic </w:t>
+      </w:r>
+      <w:proofErr w:type="gramStart"/>
+      <w:r>
+        <w:rPr>
+          <w:rFonts w:ascii="Times New Roman" w:eastAsia="Times New Roman" w:hAnsi="Times New Roman" w:cs="Times New Roman"/>
+          <w:sz w:val="24"/>
+          <w:szCs w:val="24"/>
+        </w:rPr>
+        <w:t>matter</w:t>
+      </w:r>
+      <w:proofErr w:type="gramEnd"/>
+      <w:r>
+        <w:rPr>
+          <w:rFonts w:ascii="Times New Roman" w:eastAsia="Times New Roman" w:hAnsi="Times New Roman" w:cs="Times New Roman"/>
+          <w:sz w:val="24"/>
+          <w:szCs w:val="24"/>
+        </w:rPr>
+        <w:t>.</w:t>
+      </w:r>
+    </w:p>
+    <w:p>
+      <w:pPr>
+        <w:spacing w:after="0" w:line="240" w:lineRule="auto"/>
+        <w:rPr>
+          <w:rFonts w:ascii="Times New Roman" w:eastAsia="Times New Roman" w:hAnsi="Times New Roman" w:cs="Times New Roman"/>
+          <w:sz w:val="24"/>
+          <w:szCs w:val="24"/>
+        </w:rPr>
+      </w:pPr>
+    </w:p>
+    <w:p>
+      <w:pPr>
+        <w:spacing w:after="0" w:line="240" w:lineRule="auto"/>
+        <w:rPr>
+          <w:rFonts w:ascii="Times New Roman" w:eastAsia="Times New Roman" w:hAnsi="Times New Roman" w:cs="Times New Roman"/>
+          <w:sz w:val="24"/>
+          <w:szCs w:val="24"/>
+        </w:rPr>
+      </w:pPr>
+    </w:p>
+    <w:p>
+      <w:pPr>
+        <w:spacing w:after="0" w:line="240" w:lineRule="auto"/>
+        <w:rPr>
+          <w:rFonts w:ascii="Times New Roman" w:eastAsia="Times New Roman" w:hAnsi="Times New Roman" w:cs="Times New Roman"/>
+          <w:sz w:val="24"/>
+          <w:szCs w:val="24"/>
+        </w:rPr>
+      </w:pPr>
+    </w:p>
+    <w:p>
+      <w:pPr>
+        <w:spacing w:after="0" w:line="240" w:lineRule="auto"/>
+        <w:rPr>
+          <w:rFonts w:ascii="Times New Roman" w:eastAsia="Times New Roman" w:hAnsi="Times New Roman" w:cs="Times New Roman"/>
+          <w:sz w:val="24"/>
+          <w:szCs w:val="24"/>
+        </w:rPr>
+      </w:pPr>
+    </w:p>
+    <w:p>
+      <w:pPr>
+        <w:spacing w:after="0" w:line="240" w:lineRule="auto"/>
+        <w:rPr>
+          <w:rFonts w:ascii="Times New Roman" w:eastAsia="Times New Roman" w:hAnsi="Times New Roman" w:cs="Times New Roman"/>
+          <w:sz w:val="24"/>
+          <w:szCs w:val="24"/>
+        </w:rPr>
+      </w:pPr>
+    </w:p>
+    <w:p>
+      <w:pPr>
+        <w:spacing w:after="0" w:line="240" w:lineRule="auto"/>
+        <w:rPr>
+          <w:rFonts w:ascii="Times New Roman" w:eastAsia="Times New Roman" w:hAnsi="Times New Roman" w:cs="Times New Roman"/>
+          <w:sz w:val="24"/>
+          <w:szCs w:val="24"/>
+        </w:rPr>
+      </w:pPr>
+    </w:p>
+    <w:p>
+      <w:pPr>
+        <w:spacing w:before="100" w:beforeAutospacing="1" w:after="100" w:afterAutospacing="1" w:line="240" w:lineRule="auto"/>
+        <w:outlineLvl w:val="1"/>
+        <w:rPr>
+          <w:rFonts w:ascii="Times New Roman" w:eastAsia="Times New Roman" w:hAnsi="Times New Roman" w:cs="Times New Roman"/>
+          <w:b/>
+          <w:bCs/>
+          <w:sz w:val="36"/>
+          <w:szCs w:val="36"/>
+        </w:rPr>
+      </w:pPr>
+      <w:r>
+        <w:rPr>
+          <w:rFonts w:ascii="Times New Roman" w:eastAsia="Times New Roman" w:hAnsi="Times New Roman" w:cs="Times New Roman"/>
+          <w:b/>
+          <w:bCs/>
+          <w:sz w:val="36"/>
+          <w:szCs w:val="36"/>
+        </w:rPr>
+        <w:lastRenderedPageBreak/>
+        <w:t>References</w:t>
+      </w:r>
+    </w:p>
+    <w:p>
+      <w:pPr>
+        <w:spacing w:before="100" w:beforeAutospacing="1" w:after="100" w:afterAutospacing="1" w:line="240" w:lineRule="auto"/>
+        <w:rPr>
+          <w:rFonts w:ascii="Times New Roman" w:eastAsia="Times New Roman" w:hAnsi="Times New Roman" w:cs="Times New Roman"/>
+          <w:sz w:val="24"/>
+          <w:szCs w:val="24"/>
+        </w:rPr>
+      </w:pPr>
+      <w:r>
+        <w:rPr>
+          <w:rFonts w:ascii="Times New Roman" w:eastAsia="Times New Roman" w:hAnsi="Times New Roman" w:cs="Times New Roman"/>
+          <w:sz w:val="24"/>
+          <w:szCs w:val="24"/>
+        </w:rPr>
+        <w:t>Theory of Relativity</w:t>
+      </w:r>
+      <w:r>
+        <w:rPr>
+          <w:rFonts w:ascii="Times New Roman" w:eastAsia="Times New Roman" w:hAnsi="Times New Roman" w:cs="Times New Roman"/>
+          <w:sz w:val="24"/>
+          <w:szCs w:val="24"/>
+        </w:rPr>
+        <w:br/>
+        <w:t>Quantum Electrodynamics</w:t>
+      </w:r>
+      <w:r>
+        <w:rPr>
+          <w:rFonts w:ascii="Times New Roman" w:eastAsia="Times New Roman" w:hAnsi="Times New Roman" w:cs="Times New Roman"/>
+          <w:sz w:val="24"/>
+          <w:szCs w:val="24"/>
+        </w:rPr>
+        <w:br/>
+        <w:t>Casimir effect</w:t>
+      </w:r>
+      <w:r>
+        <w:rPr>
+          <w:rFonts w:ascii="Times New Roman" w:eastAsia="Times New Roman" w:hAnsi="Times New Roman" w:cs="Times New Roman"/>
+          <w:sz w:val="24"/>
+          <w:szCs w:val="24"/>
+        </w:rPr>
+        <w:br/>
+        <w:t>Alcubierre metric</w:t>
+      </w:r>
+      <w:r>
+        <w:rPr>
+          <w:rFonts w:ascii="Times New Roman" w:eastAsia="Times New Roman" w:hAnsi="Times New Roman" w:cs="Times New Roman"/>
+          <w:sz w:val="24"/>
+          <w:szCs w:val="24"/>
+        </w:rPr>
+        <w:br/>
+        <w:t>Hawking radiation</w:t>
+      </w:r>
+      <w:r>
+        <w:rPr>
+          <w:rFonts w:ascii="Times New Roman" w:eastAsia="Times New Roman" w:hAnsi="Times New Roman" w:cs="Times New Roman"/>
+          <w:sz w:val="24"/>
+          <w:szCs w:val="24"/>
+        </w:rPr>
+        <w:br/>
+        <w:t>Unruh effect</w:t>
+      </w:r>
+      <w:r>
+        <w:rPr>
+          <w:rFonts w:ascii="Times New Roman" w:eastAsia="Times New Roman" w:hAnsi="Times New Roman" w:cs="Times New Roman"/>
+          <w:sz w:val="24"/>
+          <w:szCs w:val="24"/>
+        </w:rPr>
+        <w:br/>
+        <w:t>Voyager 1</w:t>
+      </w:r>
+      <w:r>
+        <w:rPr>
+          <w:rFonts w:ascii="Times New Roman" w:eastAsia="Times New Roman" w:hAnsi="Times New Roman" w:cs="Times New Roman"/>
+          <w:sz w:val="24"/>
+          <w:szCs w:val="24"/>
+        </w:rPr>
+        <w:br/>
+        <w:t>Voyager 2</w:t>
       </w:r>
     </w:p>
     <w:p>
       <w:r>
-        <w:t>In classical and quantum physics, energy and mass are interchangeable according to Einstein’s equation, E = mc². This relationship forms the basis of pair creation and annihilation: high-energy photons can produce an electron–positron pair, and when they meet again, they annihilate to regenerate photons. This perfect reversibility creates an energy–matter symmetry loop.</w:t>
-      </w:r>
-    </w:p>
-    <w:p>
-      <w:pPr>
-        <w:pStyle w:val="Heading2"/>
-      </w:pPr>
-      <w:r>
-        <w:t>2. The Vacuum as an Energy Reservoir</w:t>
-      </w:r>
-    </w:p>
-    <w:p>
-      <w:r>
-        <w:t>The quantum vacuum is not empty—it is filled with virtual particle pairs that constantly appear and disappear. If a warp drive can synchronize with these oscillations, it could momentarily access vacuum energy through quantum entanglement and Casimir-like cavities. These oscillations may serve as the medium through which energy transitions from virtual to real photons.</w:t>
-      </w:r>
-    </w:p>
-    <w:p>
-      <w:pPr>
-        <w:pStyle w:val="Heading2"/>
-      </w:pPr>
-      <w:r>
-        <w:t>3. Warp Field Implication</w:t>
-      </w:r>
-    </w:p>
-    <w:p>
-      <w:r>
-        <w:t>By coupling photon regeneration with vacuum compression, photon pressure can emulate negative energy density. This effect could theoretically generate a spacetime curvature pattern—contracting space ahead and expanding it behind—similar to the Alcubierre warp bubble concept. In this configuration, the annihilation–creation cycle replaces exotic matter with a stabilized energy symmetry mechanism.</w:t>
-      </w:r>
-    </w:p>
-    <w:p>
-      <w:pPr>
-        <w:pStyle w:val="Heading2"/>
-      </w:pPr>
-      <w:r>
-        <w:t>4. Engineering Analogy</w:t>
-      </w:r>
-    </w:p>
-    <w:p>
-      <w:r>
-        <w:t>The warp-drive symmetry engine functions like a quantum turbine:</w:t>
+        <w:rPr>
+          <w:noProof/>
+        </w:rPr>
+        <w:drawing>
+          <wp:inline distT="0" distB="0" distL="0" distR="0" wp14:anchorId="07216E46" wp14:editId="70F0E335">
+            <wp:extent cx="3067050" cy="4600574"/>
+            <wp:effectExtent l="0" t="0" r="0" b="0"/>
+            <wp:docPr id="470153494" name="Picture 1"/>
+            <wp:cNvGraphicFramePr>
+              <a:graphicFrameLocks xmlns:a="http://schemas.openxmlformats.org/drawingml/2006/main" noChangeAspect="1"/>
+            </wp:cNvGraphicFramePr>
+            <a:graphic xmlns:a="http://schemas.openxmlformats.org/drawingml/2006/main">
+              <a:graphicData uri="http://schemas.openxmlformats.org/drawingml/2006/picture">
+                <pic:pic xmlns:pic="http://schemas.openxmlformats.org/drawingml/2006/picture">
+                  <pic:nvPicPr>
+                    <pic:cNvPr id="470153494" name="Picture 470153494"/>
+                    <pic:cNvPicPr/>
+                  </pic:nvPicPr>
+                  <pic:blipFill>
+                    <a:blip r:embed="rId6"/>
+                    <a:stretch>
+                      <a:fillRect/>
+                    </a:stretch>
+                  </pic:blipFill>
+                  <pic:spPr>
+                    <a:xfrm>
+                      <a:off x="0" y="0"/>
+                      <a:ext cx="3077142" cy="4615712"/>
+                    </a:xfrm>
+                    <a:prstGeom prst="rect">
+                      <a:avLst/>
+                    </a:prstGeom>
+                  </pic:spPr>
+                </pic:pic>
+              </a:graphicData>
+            </a:graphic>
+          </wp:inline>
+        </w:drawing>
       </w:r>
       <w:r>
-        <w:br/>
-        <w:t>1. Photons strike a vacuum field, producing matter–antimatter pairs.</w:t>
-      </w:r>
-      <w:r>
-        <w:br/>
-        <w:t>2. The pairs exchange charge and momentum within an entanglement field.</w:t>
-      </w:r>
-      <w:r>
-        <w:br/>
-        <w:t>3. They annihilate, releasing phase-aligned photons that drive curvature.</w:t>
-      </w:r>
-      <w:r>
-        <w:br/>
-        <w:t>4. The cycle repeats at CST-synchronized frequency, maintaining thrust through energy symmetry.</w:t>
-      </w:r>
-    </w:p>
-    <w:p>
-      <w:pPr>
-        <w:pStyle w:val="Heading2"/>
-      </w:pPr>
-      <w:r>
-        <w:t>5. Conceptual Summary</w:t>
-      </w:r>
-    </w:p>
-    <w:p>
-      <w:r>
-        <w:t>This system unites Einstein’s E=mc² with quantum symmetry, vacuum energy, and cosmic temporal alignment (CST). The Warp-Drive Energy Symmetry Engine demonstrates how annihilation–creation loops in the vacuum field could provide a sustainable mechanism for warp propulsion and spacetime manipulation.</w:t>
-      </w:r>
-    </w:p>
-    <w:p>
-      <w:pPr>
-        <w:jc w:val="center"/>
-      </w:pPr>
-      <w:r>
         <w:rPr>
           <w:noProof/>
         </w:rPr>
-        <w:lastRenderedPageBreak/>
         <w:drawing>
-          <wp:inline distT="0" distB="0" distL="0" distR="0" wp14:anchorId="7055FF3A" wp14:editId="614AAAB1">
-            <wp:extent cx="3143250" cy="4800600"/>
-            <wp:effectExtent l="0" t="0" r="0" b="0"/>
+          <wp:inline distT="0" distB="0" distL="0" distR="0" wp14:anchorId="0F43858C" wp14:editId="0FB3CC4D">
+            <wp:extent cx="3028950" cy="4626034"/>
+            <wp:effectExtent l="0" t="0" r="0" b="3175"/>
             <wp:docPr id="1" name="Picture 1"/>
             <wp:cNvGraphicFramePr>
               <a:graphicFrameLocks xmlns:a="http://schemas.openxmlformats.org/drawingml/2006/main" noChangeAspect="1"/>
@@ -121,7 +3723,7 @@
                     <pic:cNvPicPr/>
                   </pic:nvPicPr>
                   <pic:blipFill>
-                    <a:blip r:embed="rId6"/>
+                    <a:blip r:embed="rId7"/>
                     <a:stretch>
                       <a:fillRect/>
                     </a:stretch>
@@ -129,7 +3731,7 @@
                   <pic:spPr>
                     <a:xfrm>
                       <a:off x="0" y="0"/>
-                      <a:ext cx="3143250" cy="4800600"/>
+                      <a:ext cx="3045780" cy="4651738"/>
                     </a:xfrm>
                     <a:prstGeom prst="rect">
                       <a:avLst/>
@@ -143,264 +3745,9 @@
       </w:r>
     </w:p>
     <w:p>
-      <w:r>
-        <w:t>Figure 1: Warp-Drive Energy Symmetry Engine Diagram — illustrating photon creation, matter–antimatter loop, and vacuum field coupling.</w:t>
-      </w:r>
-    </w:p>
-    <w:p>
-      <w:pPr>
-        <w:pStyle w:val="Heading2"/>
-      </w:pPr>
-      <w:r>
-        <w:t>6. The Role of the Positron in the Symmetry Engine</w:t>
-      </w:r>
-    </w:p>
-    <w:p>
-      <w:r>
-        <w:t>The positron (e⁺) is the antimatter counterpart of the electron (e⁻). It has the same mass but carries a positive electric charge. In the Warp-Drive Energy Symmetry Engine, positrons are created simultaneously with electrons through the process of pair creation inside the vacuum field.</w:t>
-      </w:r>
-    </w:p>
-    <w:p>
-      <w:pPr>
-        <w:pStyle w:val="Heading3"/>
-      </w:pPr>
-      <w:r>
-        <w:t>Pair Creation and Annihilation</w:t>
-      </w:r>
-    </w:p>
-    <w:p>
-      <w:r>
-        <w:t>When a high-energy photon (γ) interacts with a strong vacuum field or near a nucleus, it can transform into an electron–positron pair according to the equation:</w:t>
-      </w:r>
-      <w:r>
-        <w:br/>
-      </w:r>
-      <w:r>
-        <w:br/>
-        <w:t>γ + Vacuum Field → e⁻ + e⁺</w:t>
-      </w:r>
-      <w:r>
-        <w:br/>
-      </w:r>
-      <w:r>
-        <w:br/>
-        <w:t>The positron and electron exist momentarily within the entanglement zone, stabilized by CST synchronization. When they meet again, they annihilate:</w:t>
-      </w:r>
-      <w:r>
-        <w:br/>
-      </w:r>
-      <w:r>
-        <w:br/>
-        <w:t>e⁻ + e⁺ → 2γ</w:t>
-      </w:r>
-    </w:p>
-    <w:p/>
-    <w:p>
-      <w:r>
-        <w:lastRenderedPageBreak/>
-        <w:br/>
-      </w:r>
-      <w:r>
-        <w:br/>
-        <w:t>This annihilation releases two photons of equal and opposite momentum, feeding the photon regeneration cycle.</w:t>
-      </w:r>
-    </w:p>
-    <w:p>
-      <w:pPr>
-        <w:pStyle w:val="Heading3"/>
-      </w:pPr>
-      <w:r>
-        <w:t>Function Within the Engine</w:t>
-      </w:r>
-    </w:p>
-    <w:p>
-      <w:r>
-        <w:t>In the Warp-Drive Energy Symmetry Engine, positrons serve as dynamic antimatter mirrors of electrons. They maintain charge symmetry, allowing energy to oscillate cleanly between matter and radiation states. Each annihilation event produces photons that are phase-aligned with the CST field, driving controlled spacetime curvature. The positrons effectively act as 'quantum pistons,' converting vacuum oscillations into thrust energy.</w:t>
-      </w:r>
-    </w:p>
-    <w:p>
-      <w:pPr>
-        <w:pStyle w:val="Heading3"/>
-      </w:pPr>
-      <w:r>
-        <w:t>Quantum Symmetry Zone</w:t>
-      </w:r>
-    </w:p>
-    <w:p>
-      <w:r>
-        <w:t>Within the entanglement chamber, electron–positron pairs occupy a quantum symmetry zone bounded by Casimir plates. Here, charge inversion, vacuum oscillations, and photon coupling occur under tight CST regulation. The process ensures near-zero waste, as every annihilation recreates usable photon energy, sustaining the curvature field.</w:t>
-      </w:r>
-    </w:p>
-    <w:p>
-      <w:r>
-        <w:t>Figure 2: Updated Warp-Drive Energy Symmetry Engine diagram showing photon pair creation, electron (–), positron (+), and annihilation into photon regeneration within the vacuum field.</w:t>
-      </w:r>
-    </w:p>
-    <w:p>
-      <w:r>
-        <w:t>[ Electron (–</w:t>
-      </w:r>
-      <w:proofErr w:type="gramStart"/>
-      <w:r>
-        <w:t>) ]</w:t>
-      </w:r>
-      <w:proofErr w:type="gramEnd"/>
-      <w:r>
-        <w:t xml:space="preserve"> </w:t>
-      </w:r>
-      <w:proofErr w:type="gramStart"/>
-      <w:r>
-        <w:t xml:space="preserve">   [</w:t>
-      </w:r>
-      <w:proofErr w:type="gramEnd"/>
-      <w:r>
-        <w:t xml:space="preserve"> Positron (+</w:t>
-      </w:r>
-      <w:proofErr w:type="gramStart"/>
-      <w:r>
-        <w:t>) ]</w:t>
-      </w:r>
-      <w:proofErr w:type="gramEnd"/>
-    </w:p>
-    <w:p>
-      <w:r>
-        <w:t>↕                   ↕</w:t>
-      </w:r>
-    </w:p>
-    <w:p>
-      <w:r>
-        <w:rPr>
-          <w:rFonts w:hint="eastAsia"/>
-        </w:rPr>
-        <w:t xml:space="preserve">Casimir-Vacuum </w:t>
-      </w:r>
-      <w:proofErr w:type="gramStart"/>
-      <w:r>
-        <w:rPr>
-          <w:rFonts w:hint="eastAsia"/>
-        </w:rPr>
-        <w:t xml:space="preserve">Coupling  </w:t>
-      </w:r>
-      <w:r>
-        <w:rPr>
-          <w:rFonts w:hint="eastAsia"/>
-        </w:rPr>
-        <w:t>→</w:t>
-      </w:r>
-      <w:proofErr w:type="gramEnd"/>
-      <w:r>
-        <w:rPr>
-          <w:rFonts w:hint="eastAsia"/>
-        </w:rPr>
-        <w:t xml:space="preserve">  Photon Regeneration</w:t>
-      </w:r>
-    </w:p>
-    <w:p>
-      <w:pPr>
-        <w:pStyle w:val="Heading2"/>
-      </w:pPr>
-      <w:r>
-        <w:t>7. Exotic Matter Bypass through Quantum Symmetry</w:t>
-      </w:r>
-    </w:p>
-    <w:p>
-      <w:r>
-        <w:t>Traditional warp-drive concepts, such as the Alcubierre metric, depend on 'exotic matter'—hypothetical material with negative energy density. This exotic matter would be required to curve spacetime by compressing it in front of a ship and expanding it behind. However, such matter has never been observed in nature or created in a controllable laboratory condition.</w:t>
-      </w:r>
-    </w:p>
-    <w:p>
-      <w:pPr>
-        <w:pStyle w:val="Heading3"/>
-      </w:pPr>
-      <w:r>
-        <w:t>Bypassing the Need for Exotic Matter</w:t>
-      </w:r>
-    </w:p>
-    <w:p>
-      <w:r>
-        <w:t>The Warp-Drive Energy Symmetry Engine bypasses this limitation entirely by substituting negative mass with a dynamic quantum energy loop. Instead of relying on physical negative energy, the system achieves spacetime curvature through photon–pair symmetry operating in a vacuum field:</w:t>
-      </w:r>
-      <w:r>
-        <w:br/>
-      </w:r>
-      <w:r>
-        <w:br/>
-        <w:t>Photon (γ) ↔ Electron–Positron Pair (e⁻ + e⁺) ↔ Photon (γ)</w:t>
-      </w:r>
-      <w:r>
-        <w:br/>
-      </w:r>
-      <w:r>
-        <w:br/>
-        <w:t>Each annihilation and regeneration event produces temporary vacuum polarization and directional photon emission. The controlled oscillations create effective negative-pressure zones without introducing exotic matter.</w:t>
-      </w:r>
-    </w:p>
-    <w:p>
-      <w:pPr>
-        <w:pStyle w:val="Heading3"/>
-      </w:pPr>
-      <w:r>
-        <w:t>Vacuum Compression Mechanism</w:t>
-      </w:r>
-    </w:p>
-    <w:p>
-      <w:r>
-        <w:t>Inside the Casimir cavity, photon regeneration and annihilation slightly reduce local vacuum energy density, creating a relative negative-pressure pocket. This vacuum compression mirrors phenomena like the Casimir effect, Hawking radiation, and Unruh effect, where quantum fluctuations mimic negative energy states. By harnessing these effects through CST synchronization, the engine generates a warp-like curvature field using real physics.</w:t>
-      </w:r>
-    </w:p>
-    <w:p>
-      <w:pPr>
-        <w:pStyle w:val="Heading3"/>
-      </w:pPr>
-      <w:r>
-        <w:t>Symmetry-Engine vs. Reactor</w:t>
-      </w:r>
-    </w:p>
-    <w:p>
-      <w:r>
-        <w:t xml:space="preserve">Conventional engines convert mass into energy once, depleting fuel and releasing waste. The Warp-Drive Symmetry Engine, in contrast, oscillates continuously between mass and energy. This closed-loop conversion </w:t>
-      </w:r>
-      <w:r>
-        <w:lastRenderedPageBreak/>
-        <w:t>maintains equilibrium, eliminating mass loss and radiation waste. Momentum is preserved because the system manipulates spacetime curvature rather than expelling mass.</w:t>
-      </w:r>
-    </w:p>
-    <w:p>
-      <w:pPr>
-        <w:pStyle w:val="Heading3"/>
-      </w:pPr>
-      <w:r>
-        <w:t>Unified Principle</w:t>
-      </w:r>
-    </w:p>
-    <w:p>
-      <w:r>
-        <w:t>The system unites quantum vacuum dynamics, photon symmetry, and CST timing into a sustainable curvature mechanism:</w:t>
-      </w:r>
-      <w:r>
-        <w:br/>
-      </w:r>
-      <w:r>
-        <w:br/>
-        <w:t>Vacuum Energy + Photon Symmetry = Spacetime Curvature</w:t>
-      </w:r>
-      <w:r>
-        <w:br/>
-      </w:r>
-      <w:r>
-        <w:br/>
-        <w:t>This demonstrates that negative energy is not required if vacuum resonance is properly phased. Through entanglement feedback and time synchronization, curvature becomes a controllable physical output rather than a mathematical construct.</w:t>
-      </w:r>
-    </w:p>
-    <w:p>
-      <w:r>
-        <w:t>In summary, the Warp-Drive Energy Symmetry Engine replaces exotic matter with quantum-vacuum field symmetry, achieving curvature through balance and resonance rather than negative mass. It transforms Einstein’s E=mc² into a cyclical spacetime generator—an elegant solution rooted in symmetry, not speculation.</w:t>
-      </w:r>
-    </w:p>
-    <w:p>
-      <w:r>
-        <w:t>Figure 3: Conceptual comparison — Classical warp drive using exotic matter (negative mass) vs. Quantum Symmetry Engine using photon–vacuum resonance. The latter achieves curvature through vacuum compression and photon regeneration rather than exotic density fields.</w:t>
-      </w:r>
+      <w:pPr>
+        <w:jc w:val="center"/>
+      </w:pPr>
     </w:p>
     <w:sectPr>
       <w:pgSz w:w="12240" w:h="15840"/>
@@ -582,6 +3929,304 @@
       </w:pPr>
       <w:rPr>
         <w:rFonts w:ascii="Symbol" w:hAnsi="Symbol" w:hint="default"/>
+      </w:rPr>
+    </w:lvl>
+  </w:abstractNum>
+  <w:abstractNum w:abstractNumId="9" w15:restartNumberingAfterBreak="0">
+    <w:nsid w:val="02CA21F2"/>
+    <w:multiLevelType w:val="multilevel"/>
+    <w:tmpl w:val="E064FE7A"/>
+    <w:lvl w:ilvl="0">
+      <w:start w:val="1"/>
+      <w:numFmt w:val="bullet"/>
+      <w:lvlText w:val=""/>
+      <w:lvlJc w:val="left"/>
+      <w:pPr>
+        <w:tabs>
+          <w:tab w:val="num" w:pos="720"/>
+        </w:tabs>
+        <w:ind w:left="720" w:hanging="360"/>
+      </w:pPr>
+      <w:rPr>
+        <w:rFonts w:ascii="Symbol" w:hAnsi="Symbol" w:hint="default"/>
+        <w:sz w:val="20"/>
+      </w:rPr>
+    </w:lvl>
+    <w:lvl w:ilvl="1" w:tentative="1">
+      <w:start w:val="1"/>
+      <w:numFmt w:val="bullet"/>
+      <w:lvlText w:val="o"/>
+      <w:lvlJc w:val="left"/>
+      <w:pPr>
+        <w:tabs>
+          <w:tab w:val="num" w:pos="1440"/>
+        </w:tabs>
+        <w:ind w:left="1440" w:hanging="360"/>
+      </w:pPr>
+      <w:rPr>
+        <w:rFonts w:ascii="Courier New" w:hAnsi="Courier New" w:hint="default"/>
+        <w:sz w:val="20"/>
+      </w:rPr>
+    </w:lvl>
+    <w:lvl w:ilvl="2" w:tentative="1">
+      <w:start w:val="1"/>
+      <w:numFmt w:val="bullet"/>
+      <w:lvlText w:val=""/>
+      <w:lvlJc w:val="left"/>
+      <w:pPr>
+        <w:tabs>
+          <w:tab w:val="num" w:pos="2160"/>
+        </w:tabs>
+        <w:ind w:left="2160" w:hanging="360"/>
+      </w:pPr>
+      <w:rPr>
+        <w:rFonts w:ascii="Wingdings" w:hAnsi="Wingdings" w:hint="default"/>
+        <w:sz w:val="20"/>
+      </w:rPr>
+    </w:lvl>
+    <w:lvl w:ilvl="3" w:tentative="1">
+      <w:start w:val="1"/>
+      <w:numFmt w:val="bullet"/>
+      <w:lvlText w:val=""/>
+      <w:lvlJc w:val="left"/>
+      <w:pPr>
+        <w:tabs>
+          <w:tab w:val="num" w:pos="2880"/>
+        </w:tabs>
+        <w:ind w:left="2880" w:hanging="360"/>
+      </w:pPr>
+      <w:rPr>
+        <w:rFonts w:ascii="Wingdings" w:hAnsi="Wingdings" w:hint="default"/>
+        <w:sz w:val="20"/>
+      </w:rPr>
+    </w:lvl>
+    <w:lvl w:ilvl="4" w:tentative="1">
+      <w:start w:val="1"/>
+      <w:numFmt w:val="bullet"/>
+      <w:lvlText w:val=""/>
+      <w:lvlJc w:val="left"/>
+      <w:pPr>
+        <w:tabs>
+          <w:tab w:val="num" w:pos="3600"/>
+        </w:tabs>
+        <w:ind w:left="3600" w:hanging="360"/>
+      </w:pPr>
+      <w:rPr>
+        <w:rFonts w:ascii="Wingdings" w:hAnsi="Wingdings" w:hint="default"/>
+        <w:sz w:val="20"/>
+      </w:rPr>
+    </w:lvl>
+    <w:lvl w:ilvl="5" w:tentative="1">
+      <w:start w:val="1"/>
+      <w:numFmt w:val="bullet"/>
+      <w:lvlText w:val=""/>
+      <w:lvlJc w:val="left"/>
+      <w:pPr>
+        <w:tabs>
+          <w:tab w:val="num" w:pos="4320"/>
+        </w:tabs>
+        <w:ind w:left="4320" w:hanging="360"/>
+      </w:pPr>
+      <w:rPr>
+        <w:rFonts w:ascii="Wingdings" w:hAnsi="Wingdings" w:hint="default"/>
+        <w:sz w:val="20"/>
+      </w:rPr>
+    </w:lvl>
+    <w:lvl w:ilvl="6" w:tentative="1">
+      <w:start w:val="1"/>
+      <w:numFmt w:val="bullet"/>
+      <w:lvlText w:val=""/>
+      <w:lvlJc w:val="left"/>
+      <w:pPr>
+        <w:tabs>
+          <w:tab w:val="num" w:pos="5040"/>
+        </w:tabs>
+        <w:ind w:left="5040" w:hanging="360"/>
+      </w:pPr>
+      <w:rPr>
+        <w:rFonts w:ascii="Wingdings" w:hAnsi="Wingdings" w:hint="default"/>
+        <w:sz w:val="20"/>
+      </w:rPr>
+    </w:lvl>
+    <w:lvl w:ilvl="7" w:tentative="1">
+      <w:start w:val="1"/>
+      <w:numFmt w:val="bullet"/>
+      <w:lvlText w:val=""/>
+      <w:lvlJc w:val="left"/>
+      <w:pPr>
+        <w:tabs>
+          <w:tab w:val="num" w:pos="5760"/>
+        </w:tabs>
+        <w:ind w:left="5760" w:hanging="360"/>
+      </w:pPr>
+      <w:rPr>
+        <w:rFonts w:ascii="Wingdings" w:hAnsi="Wingdings" w:hint="default"/>
+        <w:sz w:val="20"/>
+      </w:rPr>
+    </w:lvl>
+    <w:lvl w:ilvl="8" w:tentative="1">
+      <w:start w:val="1"/>
+      <w:numFmt w:val="bullet"/>
+      <w:lvlText w:val=""/>
+      <w:lvlJc w:val="left"/>
+      <w:pPr>
+        <w:tabs>
+          <w:tab w:val="num" w:pos="6480"/>
+        </w:tabs>
+        <w:ind w:left="6480" w:hanging="360"/>
+      </w:pPr>
+      <w:rPr>
+        <w:rFonts w:ascii="Wingdings" w:hAnsi="Wingdings" w:hint="default"/>
+        <w:sz w:val="20"/>
+      </w:rPr>
+    </w:lvl>
+  </w:abstractNum>
+  <w:abstractNum w:abstractNumId="10" w15:restartNumberingAfterBreak="0">
+    <w:nsid w:val="75B3234E"/>
+    <w:multiLevelType w:val="multilevel"/>
+    <w:tmpl w:val="3F10DE60"/>
+    <w:lvl w:ilvl="0">
+      <w:start w:val="1"/>
+      <w:numFmt w:val="bullet"/>
+      <w:lvlText w:val=""/>
+      <w:lvlJc w:val="left"/>
+      <w:pPr>
+        <w:tabs>
+          <w:tab w:val="num" w:pos="720"/>
+        </w:tabs>
+        <w:ind w:left="720" w:hanging="360"/>
+      </w:pPr>
+      <w:rPr>
+        <w:rFonts w:ascii="Symbol" w:hAnsi="Symbol" w:hint="default"/>
+        <w:sz w:val="20"/>
+      </w:rPr>
+    </w:lvl>
+    <w:lvl w:ilvl="1" w:tentative="1">
+      <w:start w:val="1"/>
+      <w:numFmt w:val="bullet"/>
+      <w:lvlText w:val="o"/>
+      <w:lvlJc w:val="left"/>
+      <w:pPr>
+        <w:tabs>
+          <w:tab w:val="num" w:pos="1440"/>
+        </w:tabs>
+        <w:ind w:left="1440" w:hanging="360"/>
+      </w:pPr>
+      <w:rPr>
+        <w:rFonts w:ascii="Courier New" w:hAnsi="Courier New" w:hint="default"/>
+        <w:sz w:val="20"/>
+      </w:rPr>
+    </w:lvl>
+    <w:lvl w:ilvl="2" w:tentative="1">
+      <w:start w:val="1"/>
+      <w:numFmt w:val="bullet"/>
+      <w:lvlText w:val=""/>
+      <w:lvlJc w:val="left"/>
+      <w:pPr>
+        <w:tabs>
+          <w:tab w:val="num" w:pos="2160"/>
+        </w:tabs>
+        <w:ind w:left="2160" w:hanging="360"/>
+      </w:pPr>
+      <w:rPr>
+        <w:rFonts w:ascii="Wingdings" w:hAnsi="Wingdings" w:hint="default"/>
+        <w:sz w:val="20"/>
+      </w:rPr>
+    </w:lvl>
+    <w:lvl w:ilvl="3" w:tentative="1">
+      <w:start w:val="1"/>
+      <w:numFmt w:val="bullet"/>
+      <w:lvlText w:val=""/>
+      <w:lvlJc w:val="left"/>
+      <w:pPr>
+        <w:tabs>
+          <w:tab w:val="num" w:pos="2880"/>
+        </w:tabs>
+        <w:ind w:left="2880" w:hanging="360"/>
+      </w:pPr>
+      <w:rPr>
+        <w:rFonts w:ascii="Wingdings" w:hAnsi="Wingdings" w:hint="default"/>
+        <w:sz w:val="20"/>
+      </w:rPr>
+    </w:lvl>
+    <w:lvl w:ilvl="4" w:tentative="1">
+      <w:start w:val="1"/>
+      <w:numFmt w:val="bullet"/>
+      <w:lvlText w:val=""/>
+      <w:lvlJc w:val="left"/>
+      <w:pPr>
+        <w:tabs>
+          <w:tab w:val="num" w:pos="3600"/>
+        </w:tabs>
+        <w:ind w:left="3600" w:hanging="360"/>
+      </w:pPr>
+      <w:rPr>
+        <w:rFonts w:ascii="Wingdings" w:hAnsi="Wingdings" w:hint="default"/>
+        <w:sz w:val="20"/>
+      </w:rPr>
+    </w:lvl>
+    <w:lvl w:ilvl="5" w:tentative="1">
+      <w:start w:val="1"/>
+      <w:numFmt w:val="bullet"/>
+      <w:lvlText w:val=""/>
+      <w:lvlJc w:val="left"/>
+      <w:pPr>
+        <w:tabs>
+          <w:tab w:val="num" w:pos="4320"/>
+        </w:tabs>
+        <w:ind w:left="4320" w:hanging="360"/>
+      </w:pPr>
+      <w:rPr>
+        <w:rFonts w:ascii="Wingdings" w:hAnsi="Wingdings" w:hint="default"/>
+        <w:sz w:val="20"/>
+      </w:rPr>
+    </w:lvl>
+    <w:lvl w:ilvl="6" w:tentative="1">
+      <w:start w:val="1"/>
+      <w:numFmt w:val="bullet"/>
+      <w:lvlText w:val=""/>
+      <w:lvlJc w:val="left"/>
+      <w:pPr>
+        <w:tabs>
+          <w:tab w:val="num" w:pos="5040"/>
+        </w:tabs>
+        <w:ind w:left="5040" w:hanging="360"/>
+      </w:pPr>
+      <w:rPr>
+        <w:rFonts w:ascii="Wingdings" w:hAnsi="Wingdings" w:hint="default"/>
+        <w:sz w:val="20"/>
+      </w:rPr>
+    </w:lvl>
+    <w:lvl w:ilvl="7" w:tentative="1">
+      <w:start w:val="1"/>
+      <w:numFmt w:val="bullet"/>
+      <w:lvlText w:val=""/>
+      <w:lvlJc w:val="left"/>
+      <w:pPr>
+        <w:tabs>
+          <w:tab w:val="num" w:pos="5760"/>
+        </w:tabs>
+        <w:ind w:left="5760" w:hanging="360"/>
+      </w:pPr>
+      <w:rPr>
+        <w:rFonts w:ascii="Wingdings" w:hAnsi="Wingdings" w:hint="default"/>
+        <w:sz w:val="20"/>
+      </w:rPr>
+    </w:lvl>
+    <w:lvl w:ilvl="8" w:tentative="1">
+      <w:start w:val="1"/>
+      <w:numFmt w:val="bullet"/>
+      <w:lvlText w:val=""/>
+      <w:lvlJc w:val="left"/>
+      <w:pPr>
+        <w:tabs>
+          <w:tab w:val="num" w:pos="6480"/>
+        </w:tabs>
+        <w:ind w:left="6480" w:hanging="360"/>
+      </w:pPr>
+      <w:rPr>
+        <w:rFonts w:ascii="Wingdings" w:hAnsi="Wingdings" w:hint="default"/>
+        <w:sz w:val="20"/>
       </w:rPr>
     </w:lvl>
   </w:abstractNum>
@@ -611,6 +4256,12 @@
   </w:num>
   <w:num w:numId="9" w16cid:durableId="283930025">
     <w:abstractNumId w:val="0"/>
+  </w:num>
+  <w:num w:numId="10" w16cid:durableId="690839222">
+    <w:abstractNumId w:val="9"/>
+  </w:num>
+  <w:num w:numId="11" w16cid:durableId="1695840306">
+    <w:abstractNumId w:val="10"/>
   </w:num>
 </w:numbering>
 </file>
